--- a/tillsyn/A 8205-2026 tillsynsbegäran.docx
+++ b/tillsyn/A 8205-2026 tillsynsbegäran.docx
@@ -245,7 +245,7 @@
     <w:r>
       <w:tab/>
       <w:tab/>
-      <w:t>2026-02-22</w:t>
+      <w:t>2026-02-23</w:t>
       <w:br/>
       <w:br/>
     </w:r>

--- a/tillsyn/A 8205-2026 tillsynsbegäran.docx
+++ b/tillsyn/A 8205-2026 tillsynsbegäran.docx
@@ -245,7 +245,7 @@
     <w:r>
       <w:tab/>
       <w:tab/>
-      <w:t>2026-02-23</w:t>
+      <w:t>2026-02-24</w:t>
       <w:br/>
       <w:br/>
     </w:r>

--- a/tillsyn/A 8205-2026 tillsynsbegäran.docx
+++ b/tillsyn/A 8205-2026 tillsynsbegäran.docx
@@ -245,7 +245,7 @@
     <w:r>
       <w:tab/>
       <w:tab/>
-      <w:t>2026-02-24</w:t>
+      <w:t>2026-02-25</w:t>
       <w:br/>
       <w:br/>
     </w:r>

--- a/tillsyn/A 8205-2026 tillsynsbegäran.docx
+++ b/tillsyn/A 8205-2026 tillsynsbegäran.docx
@@ -245,7 +245,7 @@
     <w:r>
       <w:tab/>
       <w:tab/>
-      <w:t>2026-02-25</w:t>
+      <w:t>2026-02-26</w:t>
       <w:br/>
       <w:br/>
     </w:r>

--- a/tillsyn/A 8205-2026 tillsynsbegäran.docx
+++ b/tillsyn/A 8205-2026 tillsynsbegäran.docx
@@ -245,7 +245,7 @@
     <w:r>
       <w:tab/>
       <w:tab/>
-      <w:t>2026-02-26</w:t>
+      <w:t>2026-02-28</w:t>
       <w:br/>
       <w:br/>
     </w:r>

--- a/tillsyn/A 8205-2026 tillsynsbegäran.docx
+++ b/tillsyn/A 8205-2026 tillsynsbegäran.docx
@@ -245,7 +245,7 @@
     <w:r>
       <w:tab/>
       <w:tab/>
-      <w:t>2026-02-28</w:t>
+      <w:t>2026-03-01</w:t>
       <w:br/>
       <w:br/>
     </w:r>

--- a/tillsyn/A 8205-2026 tillsynsbegäran.docx
+++ b/tillsyn/A 8205-2026 tillsynsbegäran.docx
@@ -245,7 +245,7 @@
     <w:r>
       <w:tab/>
       <w:tab/>
-      <w:t>2026-03-01</w:t>
+      <w:t>2026-03-02</w:t>
       <w:br/>
       <w:br/>
     </w:r>

--- a/tillsyn/A 8205-2026 tillsynsbegäran.docx
+++ b/tillsyn/A 8205-2026 tillsynsbegäran.docx
@@ -245,7 +245,7 @@
     <w:r>
       <w:tab/>
       <w:tab/>
-      <w:t>2026-03-02</w:t>
+      <w:t>2026-03-03</w:t>
       <w:br/>
       <w:br/>
     </w:r>

--- a/tillsyn/A 8205-2026 tillsynsbegäran.docx
+++ b/tillsyn/A 8205-2026 tillsynsbegäran.docx
@@ -245,7 +245,7 @@
     <w:r>
       <w:tab/>
       <w:tab/>
-      <w:t>2026-03-03</w:t>
+      <w:t>2026-03-04</w:t>
       <w:br/>
       <w:br/>
     </w:r>

--- a/tillsyn/A 8205-2026 tillsynsbegäran.docx
+++ b/tillsyn/A 8205-2026 tillsynsbegäran.docx
@@ -245,7 +245,7 @@
     <w:r>
       <w:tab/>
       <w:tab/>
-      <w:t>2026-03-04</w:t>
+      <w:t>2026-03-05</w:t>
       <w:br/>
       <w:br/>
     </w:r>

--- a/tillsyn/A 8205-2026 tillsynsbegäran.docx
+++ b/tillsyn/A 8205-2026 tillsynsbegäran.docx
@@ -245,7 +245,7 @@
     <w:r>
       <w:tab/>
       <w:tab/>
-      <w:t>2026-03-05</w:t>
+      <w:t>2026-03-06</w:t>
       <w:br/>
       <w:br/>
     </w:r>

--- a/tillsyn/A 8205-2026 tillsynsbegäran.docx
+++ b/tillsyn/A 8205-2026 tillsynsbegäran.docx
@@ -245,7 +245,7 @@
     <w:r>
       <w:tab/>
       <w:tab/>
-      <w:t>2026-03-06</w:t>
+      <w:t>2026-03-07</w:t>
       <w:br/>
       <w:br/>
     </w:r>

--- a/tillsyn/A 8205-2026 tillsynsbegäran.docx
+++ b/tillsyn/A 8205-2026 tillsynsbegäran.docx
@@ -245,7 +245,7 @@
     <w:r>
       <w:tab/>
       <w:tab/>
-      <w:t>2026-03-07</w:t>
+      <w:t>2026-03-08</w:t>
       <w:br/>
       <w:br/>
     </w:r>

--- a/tillsyn/A 8205-2026 tillsynsbegäran.docx
+++ b/tillsyn/A 8205-2026 tillsynsbegäran.docx
@@ -245,7 +245,7 @@
     <w:r>
       <w:tab/>
       <w:tab/>
-      <w:t>2026-03-08</w:t>
+      <w:t>2026-03-09</w:t>
       <w:br/>
       <w:br/>
     </w:r>

--- a/tillsyn/A 8205-2026 tillsynsbegäran.docx
+++ b/tillsyn/A 8205-2026 tillsynsbegäran.docx
@@ -245,7 +245,7 @@
     <w:r>
       <w:tab/>
       <w:tab/>
-      <w:t>2026-03-09</w:t>
+      <w:t>2026-03-10</w:t>
       <w:br/>
       <w:br/>
     </w:r>

--- a/tillsyn/A 8205-2026 tillsynsbegäran.docx
+++ b/tillsyn/A 8205-2026 tillsynsbegäran.docx
@@ -245,7 +245,7 @@
     <w:r>
       <w:tab/>
       <w:tab/>
-      <w:t>2026-03-10</w:t>
+      <w:t>2026-03-11</w:t>
       <w:br/>
       <w:br/>
     </w:r>

--- a/tillsyn/A 8205-2026 tillsynsbegäran.docx
+++ b/tillsyn/A 8205-2026 tillsynsbegäran.docx
@@ -245,7 +245,7 @@
     <w:r>
       <w:tab/>
       <w:tab/>
-      <w:t>2026-03-11</w:t>
+      <w:t>2026-03-12</w:t>
       <w:br/>
       <w:br/>
     </w:r>

--- a/tillsyn/A 8205-2026 tillsynsbegäran.docx
+++ b/tillsyn/A 8205-2026 tillsynsbegäran.docx
@@ -245,7 +245,7 @@
     <w:r>
       <w:tab/>
       <w:tab/>
-      <w:t>2026-03-12</w:t>
+      <w:t>2026-03-13</w:t>
       <w:br/>
       <w:br/>
     </w:r>

--- a/tillsyn/A 8205-2026 tillsynsbegäran.docx
+++ b/tillsyn/A 8205-2026 tillsynsbegäran.docx
@@ -245,7 +245,7 @@
     <w:r>
       <w:tab/>
       <w:tab/>
-      <w:t>2026-04-14</w:t>
+      <w:t>2026-04-15</w:t>
       <w:br/>
       <w:br/>
     </w:r>

--- a/tillsyn/A 8205-2026 tillsynsbegäran.docx
+++ b/tillsyn/A 8205-2026 tillsynsbegäran.docx
@@ -245,7 +245,7 @@
     <w:r>
       <w:tab/>
       <w:tab/>
-      <w:t>2026-04-15</w:t>
+      <w:t>2026-04-16</w:t>
       <w:br/>
       <w:br/>
     </w:r>

--- a/tillsyn/A 8205-2026 tillsynsbegäran.docx
+++ b/tillsyn/A 8205-2026 tillsynsbegäran.docx
@@ -245,7 +245,7 @@
     <w:r>
       <w:tab/>
       <w:tab/>
-      <w:t>2026-04-16</w:t>
+      <w:t>2026-04-17</w:t>
       <w:br/>
       <w:br/>
     </w:r>

--- a/tillsyn/A 8205-2026 tillsynsbegäran.docx
+++ b/tillsyn/A 8205-2026 tillsynsbegäran.docx
@@ -245,7 +245,7 @@
     <w:r>
       <w:tab/>
       <w:tab/>
-      <w:t>2026-04-17</w:t>
+      <w:t>2026-04-18</w:t>
       <w:br/>
       <w:br/>
     </w:r>

--- a/tillsyn/A 8205-2026 tillsynsbegäran.docx
+++ b/tillsyn/A 8205-2026 tillsynsbegäran.docx
@@ -245,7 +245,7 @@
     <w:r>
       <w:tab/>
       <w:tab/>
-      <w:t>2026-04-18</w:t>
+      <w:t>2026-04-19</w:t>
       <w:br/>
       <w:br/>
     </w:r>

--- a/tillsyn/A 8205-2026 tillsynsbegäran.docx
+++ b/tillsyn/A 8205-2026 tillsynsbegäran.docx
@@ -245,7 +245,7 @@
     <w:r>
       <w:tab/>
       <w:tab/>
-      <w:t>2026-04-19</w:t>
+      <w:t>2026-04-20</w:t>
       <w:br/>
       <w:br/>
     </w:r>

--- a/tillsyn/A 8205-2026 tillsynsbegäran.docx
+++ b/tillsyn/A 8205-2026 tillsynsbegäran.docx
@@ -245,7 +245,7 @@
     <w:r>
       <w:tab/>
       <w:tab/>
-      <w:t>2026-04-20</w:t>
+      <w:t>2026-04-21</w:t>
       <w:br/>
       <w:br/>
     </w:r>

--- a/tillsyn/A 8205-2026 tillsynsbegäran.docx
+++ b/tillsyn/A 8205-2026 tillsynsbegäran.docx
@@ -245,7 +245,7 @@
     <w:r>
       <w:tab/>
       <w:tab/>
-      <w:t>2026-04-21</w:t>
+      <w:t>2026-04-22</w:t>
       <w:br/>
       <w:br/>
     </w:r>

--- a/tillsyn/A 8205-2026 tillsynsbegäran.docx
+++ b/tillsyn/A 8205-2026 tillsynsbegäran.docx
@@ -245,7 +245,7 @@
     <w:r>
       <w:tab/>
       <w:tab/>
-      <w:t>2026-04-22</w:t>
+      <w:t>2026-04-23</w:t>
       <w:br/>
       <w:br/>
     </w:r>

--- a/tillsyn/A 8205-2026 tillsynsbegäran.docx
+++ b/tillsyn/A 8205-2026 tillsynsbegäran.docx
@@ -245,7 +245,7 @@
     <w:r>
       <w:tab/>
       <w:tab/>
-      <w:t>2026-04-23</w:t>
+      <w:t>2026-04-24</w:t>
       <w:br/>
       <w:br/>
     </w:r>

--- a/tillsyn/A 8205-2026 tillsynsbegäran.docx
+++ b/tillsyn/A 8205-2026 tillsynsbegäran.docx
@@ -245,7 +245,7 @@
     <w:r>
       <w:tab/>
       <w:tab/>
-      <w:t>2026-04-24</w:t>
+      <w:t>2026-04-25</w:t>
       <w:br/>
       <w:br/>
     </w:r>

--- a/tillsyn/A 8205-2026 tillsynsbegäran.docx
+++ b/tillsyn/A 8205-2026 tillsynsbegäran.docx
@@ -245,7 +245,7 @@
     <w:r>
       <w:tab/>
       <w:tab/>
-      <w:t>2026-04-25</w:t>
+      <w:t>2026-04-26</w:t>
       <w:br/>
       <w:br/>
     </w:r>

--- a/tillsyn/A 8205-2026 tillsynsbegäran.docx
+++ b/tillsyn/A 8205-2026 tillsynsbegäran.docx
@@ -245,7 +245,7 @@
     <w:r>
       <w:tab/>
       <w:tab/>
-      <w:t>2026-04-26</w:t>
+      <w:t>2026-04-27</w:t>
       <w:br/>
       <w:br/>
     </w:r>

--- a/tillsyn/A 8205-2026 tillsynsbegäran.docx
+++ b/tillsyn/A 8205-2026 tillsynsbegäran.docx
@@ -245,7 +245,7 @@
     <w:r>
       <w:tab/>
       <w:tab/>
-      <w:t>2026-04-27</w:t>
+      <w:t>2026-04-28</w:t>
       <w:br/>
       <w:br/>
     </w:r>

--- a/tillsyn/A 8205-2026 tillsynsbegäran.docx
+++ b/tillsyn/A 8205-2026 tillsynsbegäran.docx
@@ -245,7 +245,7 @@
     <w:r>
       <w:tab/>
       <w:tab/>
-      <w:t>2026-04-28</w:t>
+      <w:t>2026-04-29</w:t>
       <w:br/>
       <w:br/>
     </w:r>

--- a/tillsyn/A 8205-2026 tillsynsbegäran.docx
+++ b/tillsyn/A 8205-2026 tillsynsbegäran.docx
@@ -245,7 +245,7 @@
     <w:r>
       <w:tab/>
       <w:tab/>
-      <w:t>2026-04-29</w:t>
+      <w:t>2026-04-30</w:t>
       <w:br/>
       <w:br/>
     </w:r>

--- a/tillsyn/A 8205-2026 tillsynsbegäran.docx
+++ b/tillsyn/A 8205-2026 tillsynsbegäran.docx
@@ -245,7 +245,7 @@
     <w:r>
       <w:tab/>
       <w:tab/>
-      <w:t>2026-05-16</w:t>
+      <w:t>2026-05-17</w:t>
       <w:br/>
       <w:br/>
     </w:r>

--- a/tillsyn/A 8205-2026 tillsynsbegäran.docx
+++ b/tillsyn/A 8205-2026 tillsynsbegäran.docx
@@ -245,7 +245,7 @@
     <w:r>
       <w:tab/>
       <w:tab/>
-      <w:t>2026-05-17</w:t>
+      <w:t>2026-05-18</w:t>
       <w:br/>
       <w:br/>
     </w:r>

--- a/tillsyn/A 8205-2026 tillsynsbegäran.docx
+++ b/tillsyn/A 8205-2026 tillsynsbegäran.docx
@@ -245,7 +245,7 @@
     <w:r>
       <w:tab/>
       <w:tab/>
-      <w:t>2026-05-18</w:t>
+      <w:t>2026-05-19</w:t>
       <w:br/>
       <w:br/>
     </w:r>

--- a/tillsyn/A 8205-2026 tillsynsbegäran.docx
+++ b/tillsyn/A 8205-2026 tillsynsbegäran.docx
@@ -245,7 +245,7 @@
     <w:r>
       <w:tab/>
       <w:tab/>
-      <w:t>2026-05-19</w:t>
+      <w:t>2026-05-20</w:t>
       <w:br/>
       <w:br/>
     </w:r>

--- a/tillsyn/A 8205-2026 tillsynsbegäran.docx
+++ b/tillsyn/A 8205-2026 tillsynsbegäran.docx
@@ -22,7 +22,7 @@
     </w:p>
     <w:p>
       <w:r>
-        <w:t>Nedan beskrivs fynd av naturvårdsarter och fridlysta arter som gjorts i det avverkningsanmälda området.</w:t>
+        <w:t>Nedan beskrivs fynd av naturvårdsarter och fridlysta arter som gjorts i det avverkningsanmälda området. I BILAGA 1 finns artfakta om fridlysta arter.</w:t>
       </w:r>
     </w:p>
     <w:p>
@@ -35,7 +35,7 @@
     </w:p>
     <w:p>
       <w:r>
-        <w:t>I avverkningsanmälan har följande 2 naturvårdsarter hittats: rödvingetrast (NT, §4) och svartvit flugsnappare (NT, §4). Av dessa är 2 rödlistade. För rödlistade arter har rödlistekategorin angivits inom parentes. För fridlysta arter anges även paragrafen i Artskyddsförordningen som arten är fridlyst enligt.</w:t>
+        <w:t>I avverkningsanmälan har följande 5 naturvårdsarter hittats: garnlav (NT), rödvingetrast (NT, §4), svartvit flugsnappare (NT, §4), tretåig hackspett (NT, §4) och tjäder (§4). Av dessa är 4 rödlistade. För rödlistade arter har rödlistekategorin angivits inom parentes. För fridlysta arter anges även paragrafen i Artskyddsförordningen som arten är fridlyst enligt.</w:t>
       </w:r>
     </w:p>
     <w:p>
@@ -91,6 +91,35 @@
       </w:r>
     </w:p>
     <w:p>
+      <w:r>
+        <w:rPr>
+          <w:b/>
+        </w:rPr>
+        <w:t>Garnlav (VU)</w:t>
+      </w:r>
+      <w:r>
+        <w:t xml:space="preserve"> är en utpräglad barrskogsart som ibland kan drapera träden i norrländska grannaturskogar med hög luftfuktighet. Den förekommer även i talldominerade bestånd där den, förutom i trädens grenverk, påträffas hängande över ojämnheter i tallbarken. Arten har minskat starkt i södra och mellersta Sverige och den minskar även i sitt nordliga utbredningsområde. Minskningstakten uppgår till 30 (20–50) % inom 50 år och överstiger gränsvärdet för Sårbar (VU). Orsaken till tillbakagången beror främst på slutavverkningar av naturskogsartade skogar. Bestånd med riklig förekomst bör regelmässigt sparas, vilket även gynnar flera andra sällsynta och rödlistade arter. Garnlav är värdväxt för den mycket sällsynta och akut hotade fjärilen barrskogslavfly (CR) som hör hemma i boreala barrskogar med riklig förekomst av värdväxten. Tidigare kunde arten konstateras årligen på flera platser vid Dala-Floda i Dalarna innan lokalerna kalavverkades. Senaste fyndet i landet av barrskogslavfly är från år 2000 då den påträffades vid Högberget i Sollefteå kommun. Garnlav är typisk art för </w:t>
+      </w:r>
+      <w:r>
+        <w:rPr>
+          <w:i/>
+        </w:rPr>
+        <w:t xml:space="preserve">9010 Taiga </w:t>
+      </w:r>
+      <w:r>
+        <w:t>och</w:t>
+      </w:r>
+      <w:r>
+        <w:rPr>
+          <w:i/>
+        </w:rPr>
+        <w:t xml:space="preserve"> 9070 Trädklädd betesmark</w:t>
+      </w:r>
+      <w:r>
+        <w:t xml:space="preserve"> (SLU Artdatabanken, 2026).</w:t>
+      </w:r>
+    </w:p>
+    <w:p>
       <w:pPr>
         <w:pStyle w:val="Heading1"/>
       </w:pPr>
@@ -100,7 +129,7 @@
     </w:p>
     <w:p>
       <w:r>
-        <w:t>Följande fridlysta arter har sina livsmiljöer och växtplatser i den avverkningsanmälda skogen: rödvingetrast (NT, §4) och svartvit flugsnappare (NT, §4).</w:t>
+        <w:t>Följande fridlysta arter har sina livsmiljöer och växtplatser i den avverkningsanmälda skogen: rödvingetrast (NT, §4), svartvit flugsnappare (NT, §4), tretåig hackspett (NT, §4) och tjäder (§4).</w:t>
       </w:r>
     </w:p>
     <w:p>
@@ -115,6 +144,352 @@
       </w:r>
       <w:r>
         <w:t>(artikel 1). Vidare att de åtgärder som vidtas inte får leda till en försämring av den nuvarande situationen beträffande bevarandet av de fågelarter som avses i artikel 1 (artikel 13). Fågeldirektivet är styrande för tillsynsansvariga myndigheters ärendehantering, ställningstaganden och beslutsfattande.</w:t>
+      </w:r>
+    </w:p>
+    <w:p>
+      <w:r>
+        <w:rPr>
+          <w:b/>
+        </w:rPr>
+        <w:t>Tjäder (§4)</w:t>
+      </w:r>
+      <w:r>
+        <w:t xml:space="preserve"> omfattas av bilaga 1 och 2 EU:s fågeldirektiv och är typisk art för </w:t>
+      </w:r>
+      <w:r>
+        <w:rPr>
+          <w:i/>
+        </w:rPr>
+        <w:t xml:space="preserve">9010 Taiga </w:t>
+      </w:r>
+      <w:r>
+        <w:t xml:space="preserve">och </w:t>
+      </w:r>
+      <w:r>
+        <w:rPr>
+          <w:i/>
+        </w:rPr>
+        <w:t>9740 Skogsbevuxen myr</w:t>
+      </w:r>
+      <w:r>
+        <w:t>. Tjädern är en utpräglad skogsfågel knuten till större sammanhängande barrskogsområden. Tupparna och hönorna utnyttjar till viss del olika miljöer, och habitatvalet varierar dessutom mellan olika delar av året. För att det ska finnas livskraftiga tjäderbestånd krävs funktionella skogslandskap med en blandning av uppvuxen, gles och luckig skog, täta sumpskogar, myrar och andra små våtmarker. Arten försvinner när skogen fragmenteras och den sammanlagda arealen hyggen och andra öppna områden blir för stor. Ett småskaligt och försiktigt virkesuttag genom hyggesfria metoder kan i vissa fall vara möjligt i området inom 200 m från lekcentrum. Längre ut från lekcentrum, inom 200–500 m bör den avverkade ytan inte överskrida 1 hektar för att undvika alltför stora och snabba förändringar (Skogsstyrelsen, 2019; SLU Artdatabanken, 2024).</w:t>
+      </w:r>
+    </w:p>
+    <w:p>
+      <w:r>
+        <w:rPr>
+          <w:b/>
+        </w:rPr>
+        <w:t>Tretåig hackspett (NT, §4)</w:t>
+      </w:r>
+      <w:r>
+        <w:t xml:space="preserve"> är rödlistad som nära hotad och ingår i bilaga 1 i EU:s fågeldirektiv. Tretåig hackspett är för sin överlevnad beroende av kontinuerlig tillförsel av äldre döende och död ved, som sker genom naturliga självgallringsprocesser i äldre grannaturskogar och barrblandade naturskogar. Om en skog genom skogsbruk gallras eller glesas ur så upphör och uteblir i stort sett den naturliga självgallringsprocessen för mycket lång tid framöver vilket omöjliggör upprätthållandet av den kontinuerliga ekologiska funktionen i ett område. Det finns studier som visar att naturskogens självgallringsprocess som den tretåiga hackspetten är beroende av, inte kan ersättas med efterlämnad hänsyn i skogsbruket (Imbeau &amp; Desrochers, 2002). Storleken på häckningsreviret varierar med skogstypen, förekomsten av död ved och graden av fragmentering, men är i allmänhet i storleksordningen 25–100 hektar. Vintertid krävs ofta betydligt större områden och det finns studier som antyder att arten behöver minst 100 hektar äldre skog. I områden med låg bonitet kan det behövas över 200 hektar lämpligt habitat för att ett par ska kunna reproducera sig. Områden med dokumenterad permanent förekomst i naturskogsmiljöer har vanligen så stora naturvärden att skogsbruk är olämpligt. Tretåig hackspett är typisk art för </w:t>
+      </w:r>
+      <w:r>
+        <w:rPr>
+          <w:i/>
+        </w:rPr>
+        <w:t xml:space="preserve">9010 Taiga, 9740 Skogsbevuxen myr, 9030 Landhöjningsskog </w:t>
+      </w:r>
+      <w:r>
+        <w:t xml:space="preserve">och </w:t>
+      </w:r>
+      <w:r>
+        <w:rPr>
+          <w:i/>
+        </w:rPr>
+        <w:t>9040 Fjällbjörkskog</w:t>
+      </w:r>
+      <w:r>
+        <w:t xml:space="preserve"> (Skogsstyrelsen, 2016; SLU Artdatabanken, 2024).</w:t>
+      </w:r>
+    </w:p>
+    <w:p>
+      <w:r>
+        <w:t>I BILAGA 1 finns mer detaljerad information om ekologi samt krav på livsmiljö hos fridlysta arter.</w:t>
+      </w:r>
+    </w:p>
+    <w:p>
+      <w:r>
+        <w:br w:type="page"/>
+      </w:r>
+    </w:p>
+    <w:p>
+      <w:pPr>
+        <w:pStyle w:val="Title"/>
+      </w:pPr>
+      <w:r>
+        <w:t>BILAGA 1 – Fridlysta arter</w:t>
+      </w:r>
+    </w:p>
+    <w:p>
+      <w:pPr>
+        <w:pStyle w:val="Heading1"/>
+      </w:pPr>
+      <w:r>
+        <w:t>Tjäder – ekologi samt krav på livsmiljön</w:t>
+      </w:r>
+    </w:p>
+    <w:p>
+      <w:r>
+        <w:t xml:space="preserve">Tjäder (§4) omfattas av bilaga 1 och 2 EU:s fågeldirektiv och är typisk art för </w:t>
+      </w:r>
+      <w:r>
+        <w:rPr>
+          <w:i/>
+        </w:rPr>
+        <w:t xml:space="preserve">9010 Taiga </w:t>
+      </w:r>
+      <w:r>
+        <w:t xml:space="preserve">och </w:t>
+      </w:r>
+      <w:r>
+        <w:rPr>
+          <w:i/>
+        </w:rPr>
+        <w:t>9740 Skogsbevuxen myr</w:t>
+      </w:r>
+      <w:r>
+        <w:t>. Tjädern är en utpräglad skogsfågel knuten till större sammanhängande barrskogsområden. Tupparna och hönorna utnyttjar till viss del olika miljöer, och habitatvalet varierar dessutom mellan olika delar av året. För att det ska finnas livskraftiga tjäderbestånd krävs funktionella skogslandskap med en blandning av uppvuxen, gles och luckig skog, täta sumpskogar, myrar och andra små våtmarker (Skogsstyrelsen, 2019; SLU Artdatabanken 2024).</w:t>
+      </w:r>
+    </w:p>
+    <w:p>
+      <w:r>
+        <w:t>Arten försvinner när skogen fragmenteras och den sammanlagda arealen hyggen och andra öppna områden blir för stor. Ett småskaligt och försiktigt virkesuttag genom hyggesfria metoder kan i vissa fall vara möjligt i området inom 200 m från lekcentrum. Längre ut från lekcentrum, inom 200–500 m bör den avverkade ytan inte överskrida 1 hektar för att undvika alltför stora och snabba förändringar (Skogsstyrelsen, 2019).</w:t>
+      </w:r>
+    </w:p>
+    <w:p>
+      <w:pPr>
+        <w:pStyle w:val="Heading2"/>
+      </w:pPr>
+      <w:r>
+        <w:t>Referenser – tjäder</w:t>
+      </w:r>
+    </w:p>
+    <w:p>
+      <w:r>
+        <w:t xml:space="preserve">Skogsstyrelsen, 2019. </w:t>
+      </w:r>
+      <w:r>
+        <w:rPr>
+          <w:i/>
+        </w:rPr>
+        <w:t>Vägledning för hänsyn till fåglar – tjäder.</w:t>
+      </w:r>
+    </w:p>
+    <w:p>
+      <w:r>
+        <w:t xml:space="preserve">SLU Artdatabanken, 2024. </w:t>
+      </w:r>
+      <w:r>
+        <w:rPr>
+          <w:i/>
+        </w:rPr>
+        <w:t xml:space="preserve">Artfaktablad. Naturvård – artfakta. </w:t>
+      </w:r>
+      <w:r>
+        <w:t>SLU Artdatabanken, Uppsala</w:t>
+      </w:r>
+    </w:p>
+    <w:p>
+      <w:pPr>
+        <w:pStyle w:val="Heading1"/>
+      </w:pPr>
+      <w:r>
+        <w:t>Tretåig hackspett – ekologi samt krav på livsmiljön</w:t>
+      </w:r>
+    </w:p>
+    <w:p>
+      <w:r>
+        <w:t xml:space="preserve">Tretåig hackspett (NT) är fridlyst enligt §4 Artskyddsförordningen och finns med som prioriterad art i Skogsstyrelsen vägledning för skogsbruket (bilaga 4 till SVL). I vägledningen står bland annat att: </w:t>
+      </w:r>
+      <w:r>
+        <w:rPr>
+          <w:i/>
+        </w:rPr>
+        <w:t xml:space="preserve">“Tretåig hackspett har stora arealkrav och höga krav på sin livsmiljö. Omdaningen av naturskogar till kulturskogar medför en förlust av viktiga miljöer, något som förstärks av ökad fragmentering till följd av avverkningar.” </w:t>
+      </w:r>
+      <w:r>
+        <w:t xml:space="preserve">Vidare att: </w:t>
+      </w:r>
+      <w:r>
+        <w:rPr>
+          <w:i/>
+        </w:rPr>
+        <w:t>“Områden med dokumenterad permanent förekomst i naturskogsmiljöer har vanligen så stora naturvärden att skogsbruk är olämpligt”</w:t>
+      </w:r>
+      <w:r>
+        <w:t xml:space="preserve"> (SLU Artdatabanken, 2024; Skogsstyrelsen, 2016)</w:t>
+      </w:r>
+      <w:r>
+        <w:rPr>
+          <w:i/>
+        </w:rPr>
+        <w:t>.</w:t>
+      </w:r>
+    </w:p>
+    <w:p>
+      <w:r>
+        <w:t>Tretåig hackspett är beroende av större sammanhängande naturskogar med kontinuerlig tillgång och nybildning av död ved och fragmentering av livsmiljöerna utgör ett stort hot mot arten (se exempelvis Stachura-Skierczynska et al., 2009; Wesolowski et al., 2005; Butler et al., 2004; Pakkala et al., 2002; Amcoff et al., 1996; Virkkala, 1991). Det finns studier som visar att naturskogens självgallringsprocess som den tretåiga hackspetten är beroende av, inte kan ersättas med efterlämnad hänsyn i skogsbruket (Imbeau &amp; Desrochers, 2002).</w:t>
+      </w:r>
+    </w:p>
+    <w:p>
+      <w:r>
+        <w:t>Permanenta revir av tretåig hackspett karaktäriseras ofta av artens typiska ringformigt ordnade hackmärken på framför allt gamla granar. För att säkerställa att inte revir av tretåig hackspett drabbas av avverkningsplanerna bör en inventering göras i området både under häckningstid och under vintern, då arten utnyttjar betydligt större områden än under sommarens häckningsrevir. Storleken på häckningsreviret varierar med skogstypen, förekomsten av död ved och graden av fragmentering, men är i allmänhet i storleksordningen 25–100 hektar (SLU Artdatabanken, 2024; Skogsstyrelsen, 2016).</w:t>
+      </w:r>
+    </w:p>
+    <w:p>
+      <w:r>
+        <w:t xml:space="preserve">Förutom fridlysning enligt §4 Artskyddsförordningen är tretåig hackspett även förtecknad i EU:s fågeldirektiv bilaga 1. Den är typisk art för </w:t>
+      </w:r>
+      <w:r>
+        <w:rPr>
+          <w:i/>
+        </w:rPr>
+        <w:t xml:space="preserve">9010 Taiga, 9740 Skogsbevuxen myr, 9030 Landhöjningsskog </w:t>
+      </w:r>
+      <w:r>
+        <w:t xml:space="preserve">och </w:t>
+      </w:r>
+      <w:r>
+        <w:rPr>
+          <w:i/>
+        </w:rPr>
+        <w:t>9040 Fjällbjörkskog</w:t>
+      </w:r>
+      <w:r>
+        <w:t xml:space="preserve"> samt ingår i Natura 2000 och är förtecknad i Bernkonventionen bilaga II (strikt skyddade djurarter) (SLU Artdatabanken, 2024; Skogsstyrelsen, 2016).</w:t>
+      </w:r>
+    </w:p>
+    <w:p>
+      <w:pPr>
+        <w:pStyle w:val="Heading2"/>
+      </w:pPr>
+      <w:r>
+        <w:t>Referenser – tretåig hackspett</w:t>
+      </w:r>
+    </w:p>
+    <w:p>
+      <w:r>
+        <w:t xml:space="preserve">Amcoff, M. &amp; Eriksson, P. 1996. </w:t>
+      </w:r>
+      <w:r>
+        <w:rPr>
+          <w:i/>
+        </w:rPr>
+        <w:t xml:space="preserve">Förekomst av tretåig hackspett Picoides tridactylus på bestånds- och landskapsnivå. </w:t>
+      </w:r>
+      <w:r>
+        <w:t>Ornis Svecica 6: 107–119.</w:t>
+      </w:r>
+    </w:p>
+    <w:p>
+      <w:r>
+        <w:t xml:space="preserve">Butler, R., Angelstam, P., Ekelund, P. &amp; Schlaeffer, R. 2004. </w:t>
+      </w:r>
+      <w:r>
+        <w:rPr>
+          <w:i/>
+        </w:rPr>
+        <w:t xml:space="preserve">Dead wood threshold values for the three-toed woodpecker presence in boreal and sub-Alpine forest. </w:t>
+      </w:r>
+      <w:r>
+        <w:t>Biological conservation 119(3): 305–318.</w:t>
+      </w:r>
+    </w:p>
+    <w:p>
+      <w:r>
+        <w:t xml:space="preserve">Imbeau, L. &amp; Desrochers, A. 2002. </w:t>
+      </w:r>
+      <w:r>
+        <w:rPr>
+          <w:i/>
+        </w:rPr>
+        <w:t xml:space="preserve">Foraging Ecology and Use of Drumming Trees by Three-Toed Woodpeckers. </w:t>
+      </w:r>
+      <w:r>
+        <w:t>The Journal of Wildlife Management. Vol. 66, No. 1 (Jan., 2002), pp. 222–231.</w:t>
+      </w:r>
+    </w:p>
+    <w:p>
+      <w:r>
+        <w:t xml:space="preserve">Pakkala, T., Hanski, I. &amp; Tomppo, E. 2002. </w:t>
+      </w:r>
+      <w:r>
+        <w:rPr>
+          <w:i/>
+        </w:rPr>
+        <w:t xml:space="preserve">Spatial ecology of the three-toed woodpecker in managed forest landscapes. </w:t>
+      </w:r>
+      <w:r>
+        <w:t>Silva Fennica 36(1): 279–288.</w:t>
+      </w:r>
+    </w:p>
+    <w:p>
+      <w:r>
+        <w:t xml:space="preserve">Skogsstyrelsen, 2016. </w:t>
+      </w:r>
+      <w:r>
+        <w:rPr>
+          <w:i/>
+        </w:rPr>
+        <w:t>Vägledning för hänsyn till fåglar – Tretåig hackspett.</w:t>
+      </w:r>
+    </w:p>
+    <w:p>
+      <w:r>
+        <w:t xml:space="preserve">SLU Artdatabanken, 2024. </w:t>
+      </w:r>
+      <w:r>
+        <w:rPr>
+          <w:i/>
+        </w:rPr>
+        <w:t xml:space="preserve">Artfaktablad. Naturvård – artfakta. </w:t>
+      </w:r>
+      <w:r>
+        <w:t>SLU Artdatabanken, Uppsala.</w:t>
+      </w:r>
+    </w:p>
+    <w:p>
+      <w:r>
+        <w:t xml:space="preserve">Stachura-Skierczynska, K., Tumiel, T. &amp; Skierczynski, M. 2009. </w:t>
+      </w:r>
+      <w:r>
+        <w:rPr>
+          <w:i/>
+        </w:rPr>
+        <w:t xml:space="preserve">Habitat prediction model for three-toed woodpecker and its implications for the conservation of biologically valuable forests. </w:t>
+      </w:r>
+      <w:r>
+        <w:t>Forest Ecology and Management 258(5): 697–703.</w:t>
+      </w:r>
+    </w:p>
+    <w:p>
+      <w:r>
+        <w:t xml:space="preserve">Virkkala, R. 1991. </w:t>
+      </w:r>
+      <w:r>
+        <w:rPr>
+          <w:i/>
+        </w:rPr>
+        <w:t xml:space="preserve">Population trends of forest birds in a Finnish Lapland landscape of large habitat blocks – Consequences of stochastic environmental variation or regional habitat alteration. </w:t>
+      </w:r>
+      <w:r>
+        <w:t>Biological conservation 56(2): 223–240.</w:t>
+      </w:r>
+    </w:p>
+    <w:p>
+      <w:r>
+        <w:t xml:space="preserve">Wesolowski, T., Czeszczewik, D. &amp; Rowinski, P. 2005. </w:t>
+      </w:r>
+      <w:r>
+        <w:rPr>
+          <w:i/>
+        </w:rPr>
+        <w:t xml:space="preserve">Effects of forest management on Three-toed Woodpecker Picoides tridactylus distribution in the Bialowieza Forest (NE Poland): conservation implications. </w:t>
+      </w:r>
+      <w:r>
+        <w:t>Acta Ornithologica 40(1): 53–60.</w:t>
       </w:r>
     </w:p>
     <w:sectPr>
@@ -245,7 +620,7 @@
     <w:r>
       <w:tab/>
       <w:tab/>
-      <w:t>2026-05-20</w:t>
+      <w:t>2026-05-21</w:t>
       <w:br/>
       <w:br/>
     </w:r>

--- a/tillsyn/A 8205-2026 tillsynsbegäran.docx
+++ b/tillsyn/A 8205-2026 tillsynsbegäran.docx
@@ -620,7 +620,7 @@
     <w:r>
       <w:tab/>
       <w:tab/>
-      <w:t>2026-05-21</w:t>
+      <w:t>2026-05-22</w:t>
       <w:br/>
       <w:br/>
     </w:r>

--- a/tillsyn/A 8205-2026 tillsynsbegäran.docx
+++ b/tillsyn/A 8205-2026 tillsynsbegäran.docx
@@ -620,7 +620,7 @@
     <w:r>
       <w:tab/>
       <w:tab/>
-      <w:t>2026-05-22</w:t>
+      <w:t>2026-05-23</w:t>
       <w:br/>
       <w:br/>
     </w:r>

--- a/tillsyn/A 8205-2026 tillsynsbegäran.docx
+++ b/tillsyn/A 8205-2026 tillsynsbegäran.docx
@@ -620,7 +620,7 @@
     <w:r>
       <w:tab/>
       <w:tab/>
-      <w:t>2026-05-23</w:t>
+      <w:t>2026-05-24</w:t>
       <w:br/>
       <w:br/>
     </w:r>

--- a/tillsyn/A 8205-2026 tillsynsbegäran.docx
+++ b/tillsyn/A 8205-2026 tillsynsbegäran.docx
@@ -620,7 +620,7 @@
     <w:r>
       <w:tab/>
       <w:tab/>
-      <w:t>2026-05-24</w:t>
+      <w:t>2026-05-25</w:t>
       <w:br/>
       <w:br/>
     </w:r>

--- a/tillsyn/A 8205-2026 tillsynsbegäran.docx
+++ b/tillsyn/A 8205-2026 tillsynsbegäran.docx
@@ -620,7 +620,7 @@
     <w:r>
       <w:tab/>
       <w:tab/>
-      <w:t>2026-05-25</w:t>
+      <w:t>2026-05-26</w:t>
       <w:br/>
       <w:br/>
     </w:r>

--- a/tillsyn/A 8205-2026 tillsynsbegäran.docx
+++ b/tillsyn/A 8205-2026 tillsynsbegäran.docx
@@ -620,7 +620,7 @@
     <w:r>
       <w:tab/>
       <w:tab/>
-      <w:t>2026-05-26</w:t>
+      <w:t>2026-05-27</w:t>
       <w:br/>
       <w:br/>
     </w:r>

--- a/tillsyn/A 8205-2026 tillsynsbegäran.docx
+++ b/tillsyn/A 8205-2026 tillsynsbegäran.docx
@@ -620,7 +620,7 @@
     <w:r>
       <w:tab/>
       <w:tab/>
-      <w:t>2026-05-27</w:t>
+      <w:t>2026-05-28</w:t>
       <w:br/>
       <w:br/>
     </w:r>

--- a/tillsyn/A 8205-2026 tillsynsbegäran.docx
+++ b/tillsyn/A 8205-2026 tillsynsbegäran.docx
@@ -620,7 +620,7 @@
     <w:r>
       <w:tab/>
       <w:tab/>
-      <w:t>2026-05-28</w:t>
+      <w:t>2026-05-29</w:t>
       <w:br/>
       <w:br/>
     </w:r>

--- a/tillsyn/A 8205-2026 tillsynsbegäran.docx
+++ b/tillsyn/A 8205-2026 tillsynsbegäran.docx
@@ -620,7 +620,7 @@
     <w:r>
       <w:tab/>
       <w:tab/>
-      <w:t>2026-05-29</w:t>
+      <w:t>2026-05-30</w:t>
       <w:br/>
       <w:br/>
     </w:r>

--- a/tillsyn/A 8205-2026 tillsynsbegäran.docx
+++ b/tillsyn/A 8205-2026 tillsynsbegäran.docx
@@ -620,7 +620,7 @@
     <w:r>
       <w:tab/>
       <w:tab/>
-      <w:t>2026-05-30</w:t>
+      <w:t>2026-05-31</w:t>
       <w:br/>
       <w:br/>
     </w:r>

--- a/tillsyn/A 8205-2026 tillsynsbegäran.docx
+++ b/tillsyn/A 8205-2026 tillsynsbegäran.docx
@@ -620,7 +620,7 @@
     <w:r>
       <w:tab/>
       <w:tab/>
-      <w:t>2026-05-31</w:t>
+      <w:t>2026-06-01</w:t>
       <w:br/>
       <w:br/>
     </w:r>

--- a/tillsyn/A 8205-2026 tillsynsbegäran.docx
+++ b/tillsyn/A 8205-2026 tillsynsbegäran.docx
@@ -620,7 +620,7 @@
     <w:r>
       <w:tab/>
       <w:tab/>
-      <w:t>2026-06-15</w:t>
+      <w:t>2026-06-16</w:t>
       <w:br/>
       <w:br/>
     </w:r>

--- a/tillsyn/A 8205-2026 tillsynsbegäran.docx
+++ b/tillsyn/A 8205-2026 tillsynsbegäran.docx
@@ -620,7 +620,7 @@
     <w:r>
       <w:tab/>
       <w:tab/>
-      <w:t>2026-06-16</w:t>
+      <w:t>2026-06-17</w:t>
       <w:br/>
       <w:br/>
     </w:r>

--- a/tillsyn/A 8205-2026 tillsynsbegäran.docx
+++ b/tillsyn/A 8205-2026 tillsynsbegäran.docx
@@ -1,6 +1,6 @@
 
 <file path=word/document.xml><?xml version="1.0" encoding="utf-8"?>
-<w:document xmlns:wpc="http://schemas.microsoft.com/office/word/2010/wordprocessingCanvas" xmlns:cx="http://schemas.microsoft.com/office/drawing/2014/chartex" xmlns:cx1="http://schemas.microsoft.com/office/drawing/2015/9/8/chartex" xmlns:cx2="http://schemas.microsoft.com/office/drawing/2015/10/21/chartex" xmlns:cx3="http://schemas.microsoft.com/office/drawing/2016/5/9/chartex" xmlns:cx4="http://schemas.microsoft.com/office/drawing/2016/5/10/chartex" xmlns:cx5="http://schemas.microsoft.com/office/drawing/2016/5/11/chartex" xmlns:cx6="http://schemas.microsoft.com/office/drawing/2016/5/12/chartex" xmlns:cx7="http://schemas.microsoft.com/office/drawing/2016/5/13/chartex" xmlns:cx8="http://schemas.microsoft.com/office/drawing/2016/5/14/chartex" xmlns:mc="http://schemas.openxmlformats.org/markup-compatibility/2006" xmlns:aink="http://schemas.microsoft.com/office/drawing/2016/ink" xmlns:am3d="http://schemas.microsoft.com/office/drawing/2017/model3d" xmlns:o="urn:schemas-microsoft-com:office:office" xmlns:oel="http://schemas.microsoft.com/office/2019/extlst" xmlns:r="http://schemas.openxmlformats.org/officeDocument/2006/relationships" xmlns:m="http://schemas.openxmlformats.org/officeDocument/2006/math" xmlns:v="urn:schemas-microsoft-com:vml" xmlns:wp14="http://schemas.microsoft.com/office/word/2010/wordprocessingDrawing" xmlns:wp="http://schemas.openxmlformats.org/drawingml/2006/wordprocessingDrawing" xmlns:w10="urn:schemas-microsoft-com:office:word" xmlns:w="http://schemas.openxmlformats.org/wordprocessingml/2006/main" xmlns:w14="http://schemas.microsoft.com/office/word/2010/wordml" xmlns:w15="http://schemas.microsoft.com/office/word/2012/wordml" xmlns:w16cex="http://schemas.microsoft.com/office/word/2018/wordml/cex" xmlns:w16cid="http://schemas.microsoft.com/office/word/2016/wordml/cid" xmlns:w16="http://schemas.microsoft.com/office/word/2018/wordml" xmlns:w16sdtdh="http://schemas.microsoft.com/office/word/2020/wordml/sdtdatahash" xmlns:w16se="http://schemas.microsoft.com/office/word/2015/wordml/symex" xmlns:wpg="http://schemas.microsoft.com/office/word/2010/wordprocessingGroup" xmlns:wpi="http://schemas.microsoft.com/office/word/2010/wordprocessingInk" xmlns:wne="http://schemas.microsoft.com/office/word/2006/wordml" xmlns:wps="http://schemas.microsoft.com/office/word/2010/wordprocessingShape" mc:Ignorable="w14 w15 w16se w16cid w16 w16cex w16sdtdh wp14">
+<w:document xmlns:wpc="http://schemas.microsoft.com/office/word/2010/wordprocessingCanvas" xmlns:cx="http://schemas.microsoft.com/office/drawing/2014/chartex" xmlns:cx1="http://schemas.microsoft.com/office/drawing/2015/9/8/chartex" xmlns:cx2="http://schemas.microsoft.com/office/drawing/2015/10/21/chartex" xmlns:cx3="http://schemas.microsoft.com/office/drawing/2016/5/9/chartex" xmlns:cx4="http://schemas.microsoft.com/office/drawing/2016/5/10/chartex" xmlns:cx5="http://schemas.microsoft.com/office/drawing/2016/5/11/chartex" xmlns:cx6="http://schemas.microsoft.com/office/drawing/2016/5/12/chartex" xmlns:cx7="http://schemas.microsoft.com/office/drawing/2016/5/13/chartex" xmlns:cx8="http://schemas.microsoft.com/office/drawing/2016/5/14/chartex" xmlns:mc="http://schemas.openxmlformats.org/markup-compatibility/2006" xmlns:aink="http://schemas.microsoft.com/office/drawing/2016/ink" xmlns:am3d="http://schemas.microsoft.com/office/drawing/2017/model3d" xmlns:o="urn:schemas-microsoft-com:office:office" xmlns:oel="http://schemas.microsoft.com/office/2019/extlst" xmlns:r="http://schemas.openxmlformats.org/officeDocument/2006/relationships" xmlns:m="http://schemas.openxmlformats.org/officeDocument/2006/math" xmlns:v="urn:schemas-microsoft-com:vml" xmlns:wp14="http://schemas.microsoft.com/office/word/2010/wordprocessingDrawing" xmlns:wp="http://schemas.openxmlformats.org/drawingml/2006/wordprocessingDrawing" xmlns:w10="urn:schemas-microsoft-com:office:word" xmlns:w="http://schemas.openxmlformats.org/wordprocessingml/2006/main" xmlns:w14="http://schemas.microsoft.com/office/word/2010/wordml" xmlns:w15="http://schemas.microsoft.com/office/word/2012/wordml" xmlns:w16cex="http://schemas.microsoft.com/office/word/2018/wordml/cex" xmlns:w16cid="http://schemas.microsoft.com/office/word/2016/wordml/cid" xmlns:w16="http://schemas.microsoft.com/office/word/2018/wordml" xmlns:w16du="http://schemas.microsoft.com/office/word/2023/wordml/word16du" xmlns:w16sdtdh="http://schemas.microsoft.com/office/word/2020/wordml/sdtdatahash" xmlns:w16sdtfl="http://schemas.microsoft.com/office/word/2024/wordml/sdtformatlock" xmlns:w16se="http://schemas.microsoft.com/office/word/2015/wordml/symex" xmlns:wpg="http://schemas.microsoft.com/office/word/2010/wordprocessingGroup" xmlns:wpi="http://schemas.microsoft.com/office/word/2010/wordprocessingInk" xmlns:wne="http://schemas.microsoft.com/office/word/2006/wordml" xmlns:wps="http://schemas.microsoft.com/office/word/2010/wordprocessingShape" mc:Ignorable="w14 w15 w16se w16cid w16 w16cex w16sdtdh w16sdtfl w16du wp14">
   <w:body>
     <w:p>
       <w:pPr>
@@ -12,35 +12,10 @@
     </w:p>
     <w:p>
       <w:r>
-        <w:t>Detta dokument behandlar höga naturvärden i avverkningsanmälan A 8205-2026 i Piteå kommun. Denna avverkningsanmälan inkom 2026-02-11 10:44:10 och omfattar 7,4 ha.</w:t>
+        <w:t>Detta dokument behandlar höga naturvärden i avverkningsanmälan A 8205-2026 i Piteå kommun som inkom 2026-02-11 och omfattar 7,4 ha.</w:t>
       </w:r>
-    </w:p>
-    <w:p>
       <w:r>
-        <w:t>Vi begär härmed att Skogsstyrelsen fattar beslut enligt miljöbalken som säkerställer att skogens höga naturvärden bevaras samt säkerställer att EU-lagstiftning efterlevs och att artskyddsbrott förhindras. Vi önskar även ta del av de ställningstaganden och beslut som myndigheterna meddelar till följd av aktuell avverkningsanmälan och föreningens inlaga (se 34 § förvaltningslagen).</w:t>
-      </w:r>
-    </w:p>
-    <w:p>
-      <w:r>
-        <w:t>Nedan beskrivs fynd av naturvårdsarter och fridlysta arter som gjorts i det avverkningsanmälda området. I BILAGA 1 finns artfakta om fridlysta arter.</w:t>
-      </w:r>
-    </w:p>
-    <w:p>
-      <w:pPr>
-        <w:pStyle w:val="Heading1"/>
-      </w:pPr>
-      <w:r>
-        <w:t>Naturvårdsarter</w:t>
-      </w:r>
-    </w:p>
-    <w:p>
-      <w:r>
-        <w:t>I avverkningsanmälan har följande 5 naturvårdsarter hittats: garnlav (NT), rödvingetrast (NT, §4), svartvit flugsnappare (NT, §4), tretåig hackspett (NT, §4) och tjäder (§4). Av dessa är 4 rödlistade. För rödlistade arter har rödlistekategorin angivits inom parentes. För fridlysta arter anges även paragrafen i Artskyddsförordningen som arten är fridlyst enligt.</w:t>
-      </w:r>
-    </w:p>
-    <w:p>
-      <w:r>
-        <w:t>De påträffade naturvårdsarterna är ett tydligt kvitto på att detta rör sig om en skog med höga naturvärden. I Figur 1 visas en karta över det avverkningsanmälda området, där samtliga fyndplatser för naturvårdsarter som finns registrerade på Artportalen har markerats.</w:t>
+        <w:t xml:space="preserve"> I Figur 1 visas fyndplatser för naturvårdsarter i området, som finns registrerade på Artportalen.</w:t>
       </w:r>
     </w:p>
     <w:p>
@@ -50,7 +25,7 @@
       <w:r>
         <w:drawing>
           <wp:inline xmlns:a="http://schemas.openxmlformats.org/drawingml/2006/main" xmlns:pic="http://schemas.openxmlformats.org/drawingml/2006/picture">
-            <wp:extent cx="5486400" cy="5742958"/>
+            <wp:extent cx="5486400" cy="5671554"/>
             <wp:docPr id="1" name="Picture 1"/>
             <wp:cNvGraphicFramePr>
               <a:graphicFrameLocks noChangeAspect="1"/>
@@ -71,7 +46,7 @@
                   <pic:spPr>
                     <a:xfrm>
                       <a:off x="0" y="0"/>
-                      <a:ext cx="5486400" cy="5742958"/>
+                      <a:ext cx="5486400" cy="5671554"/>
                     </a:xfrm>
                     <a:prstGeom prst="rect"/>
                   </pic:spPr>
@@ -85,38 +60,25 @@
     <w:p>
       <w:pPr>
         <w:pStyle w:val="Caption"/>
+        <w:spacing w:after="240"/>
       </w:pPr>
       <w:r>
-        <w:t>Figur 1. Fyndplatser för naturvårdsarter i det avverkningsanmälda området (röd linje). Markörer utan svart kant är placerade på fyndplatsen. Markörer med svart kant är placerade vid sidan av fyndplatsen och har ett svart streck som visar fyndplatsens exakta position. Kartans mittpunktskoordinat är N 7249181, E 787455 i SWEREF 99 TM.</w:t>
+        <w:t>Figur 1. Fyndplatser för naturvårdsarter i och inom 2 meter från avverkningsanmälan (röd linje). Inom parentes anges rödlistekategorier, S för signalarter, Tför typiska arter och fridlysningsparagrafer i artskyddsförordningen.Markörer utan svart kant är placerade på fyndplatsen. Markörer med svart kant är placerade vid sidan av fyndplatsen och har ett svart streck som visar fyndplatsens exakta position. Kartans mittpunktskoordinat är N 7249181, E 787455 i SWEREF 99 TM.</w:t>
       </w:r>
     </w:p>
     <w:p>
       <w:r>
-        <w:rPr>
-          <w:b/>
-        </w:rPr>
-        <w:t>Garnlav (VU)</w:t>
+        <w:t>Vi begär härmed att Skogsstyrelsen fattar beslut enligt miljöbalken som säkerställer att skogens höga naturvärden bevaras samt att EU-lagstiftning efterlevs och att artskyddsbrott förhindras.</w:t>
       </w:r>
+    </w:p>
+    <w:p>
       <w:r>
-        <w:t xml:space="preserve"> är en utpräglad barrskogsart som ibland kan drapera träden i norrländska grannaturskogar med hög luftfuktighet. Den förekommer även i talldominerade bestånd där den, förutom i trädens grenverk, påträffas hängande över ojämnheter i tallbarken. Arten har minskat starkt i södra och mellersta Sverige och den minskar även i sitt nordliga utbredningsområde. Minskningstakten uppgår till 30 (20–50) % inom 50 år och överstiger gränsvärdet för Sårbar (VU). Orsaken till tillbakagången beror främst på slutavverkningar av naturskogsartade skogar. Bestånd med riklig förekomst bör regelmässigt sparas, vilket även gynnar flera andra sällsynta och rödlistade arter. Garnlav är värdväxt för den mycket sällsynta och akut hotade fjärilen barrskogslavfly (CR) som hör hemma i boreala barrskogar med riklig förekomst av värdväxten. Tidigare kunde arten konstateras årligen på flera platser vid Dala-Floda i Dalarna innan lokalerna kalavverkades. Senaste fyndet i landet av barrskogslavfly är från år 2000 då den påträffades vid Högberget i Sollefteå kommun. Garnlav är typisk art för </w:t>
+        <w:t>Vi önskar även ta del av de ställningstaganden och beslut som myndigheten meddelar till följd av aktuell avverkningsanmälan och föreningens inlaga (se 34 § förvaltningslagen).</w:t>
       </w:r>
+    </w:p>
+    <w:p>
       <w:r>
-        <w:rPr>
-          <w:i/>
-        </w:rPr>
-        <w:t xml:space="preserve">9010 Taiga </w:t>
-      </w:r>
-      <w:r>
-        <w:t>och</w:t>
-      </w:r>
-      <w:r>
-        <w:rPr>
-          <w:i/>
-        </w:rPr>
-        <w:t xml:space="preserve"> 9070 Trädklädd betesmark</w:t>
-      </w:r>
-      <w:r>
-        <w:t xml:space="preserve"> (SLU Artdatabanken, 2026).</w:t>
+        <w:t>Nedan beskrivs fynd av naturvårdsarter och fridlysta arter som gjorts i det avverkningsanmälda området. I BILAGA 1 finns artfakta om fridlysta arter.</w:t>
       </w:r>
     </w:p>
     <w:p>
@@ -124,12 +86,30 @@
         <w:pStyle w:val="Heading1"/>
       </w:pPr>
       <w:r>
+        <w:t>Naturvårdsarter</w:t>
+      </w:r>
+    </w:p>
+    <w:p>
+      <w:r>
+        <w:t>I och inom 2 meter från avverkningsanmälan har följande 5 naturvårdsarter hittats: garnlav (VU, T), rödvingetrast (NT, §4), tretåig hackspett (NT, T, §4), tjäder (T, §4) och svartvit flugsnappare (§4). Av dessa är 3 rödlistade. För rödlistade arter har rödlistekategorin angivits inom parentes. Typiska arter inom Natura 2000 som är kopplade till skogsekosystem har markerats med (T). För fridlysta arter anges även paragrafen i Artskyddsförordningen som arten är fridlyst enligt.</w:t>
+      </w:r>
+    </w:p>
+    <w:p>
+      <w:r>
+        <w:t>De påträffade naturvårdsarterna är ett tydligt kvitto på att det rör sig om en skog med höga naturvärden.</w:t>
+      </w:r>
+    </w:p>
+    <w:p>
+      <w:pPr>
+        <w:pStyle w:val="Heading2"/>
+      </w:pPr>
+      <w:r>
         <w:t>Fridlysta arter</w:t>
       </w:r>
     </w:p>
     <w:p>
       <w:r>
-        <w:t>Följande fridlysta arter har sina livsmiljöer och växtplatser i den avverkningsanmälda skogen: rödvingetrast (NT, §4), svartvit flugsnappare (NT, §4), tretåig hackspett (NT, §4) och tjäder (§4).</w:t>
+        <w:t>Följande fridlysta arter har sina livsmiljöer och växtplatser i den avverkningsanmälda skogen: rödvingetrast (NT, §4), tretåig hackspett (NT, T, §4), tjäder (T, §4) och svartvit flugsnappare (§4).</w:t>
       </w:r>
     </w:p>
     <w:p>
@@ -207,6 +187,43 @@
     <w:p>
       <w:r>
         <w:t>I BILAGA 1 finns mer detaljerad information om ekologi samt krav på livsmiljö hos fridlysta arter.</w:t>
+      </w:r>
+    </w:p>
+    <w:p>
+      <w:pPr>
+        <w:pStyle w:val="Heading2"/>
+      </w:pPr>
+      <w:r>
+        <w:t>Övriga naturvårdsarter</w:t>
+      </w:r>
+    </w:p>
+    <w:p>
+      <w:r>
+        <w:rPr>
+          <w:b/>
+        </w:rPr>
+        <w:t>Garnlav (VU)</w:t>
+      </w:r>
+      <w:r>
+        <w:t xml:space="preserve"> är en utpräglad barrskogsart som ibland kan drapera träden i norrländska grannaturskogar med hög luftfuktighet. Den förekommer även i talldominerade bestånd där den, förutom i trädens grenverk, påträffas hängande över ojämnheter i tallbarken. Arten har minskat starkt i södra och mellersta Sverige och den minskar även i sitt nordliga utbredningsområde. Minskningstakten uppgår till 30 (20–50) % inom 50 år och överstiger gränsvärdet för Sårbar (VU). Orsaken till tillbakagången beror främst på slutavverkningar av naturskogsartade skogar. Bestånd med riklig förekomst bör regelmässigt sparas, vilket även gynnar flera andra sällsynta och rödlistade arter. Garnlav är värdväxt för den mycket sällsynta och akut hotade fjärilen barrskogslavfly (CR) som hör hemma i boreala barrskogar med riklig förekomst av värdväxten. Tidigare kunde arten konstateras årligen på flera platser vid Dala-Floda i Dalarna innan lokalerna kalavverkades. Senaste fyndet i landet av barrskogslavfly är från år 2000 då den påträffades vid Högberget i Sollefteå kommun. Garnlav är typisk art för </w:t>
+      </w:r>
+      <w:r>
+        <w:rPr>
+          <w:i/>
+        </w:rPr>
+        <w:t xml:space="preserve">9010 Taiga </w:t>
+      </w:r>
+      <w:r>
+        <w:t>och</w:t>
+      </w:r>
+      <w:r>
+        <w:rPr>
+          <w:i/>
+        </w:rPr>
+        <w:t xml:space="preserve"> 9070 Trädklädd betesmark</w:t>
+      </w:r>
+      <w:r>
+        <w:t xml:space="preserve"> (SLU Artdatabanken, 2026).</w:t>
       </w:r>
     </w:p>
     <w:p>
@@ -510,7 +527,7 @@
 </file>
 
 <file path=word/endnotes.xml><?xml version="1.0" encoding="utf-8"?>
-<w:endnotes xmlns:wpc="http://schemas.microsoft.com/office/word/2010/wordprocessingCanvas" xmlns:cx="http://schemas.microsoft.com/office/drawing/2014/chartex" xmlns:cx1="http://schemas.microsoft.com/office/drawing/2015/9/8/chartex" xmlns:cx2="http://schemas.microsoft.com/office/drawing/2015/10/21/chartex" xmlns:cx3="http://schemas.microsoft.com/office/drawing/2016/5/9/chartex" xmlns:cx4="http://schemas.microsoft.com/office/drawing/2016/5/10/chartex" xmlns:cx5="http://schemas.microsoft.com/office/drawing/2016/5/11/chartex" xmlns:cx6="http://schemas.microsoft.com/office/drawing/2016/5/12/chartex" xmlns:cx7="http://schemas.microsoft.com/office/drawing/2016/5/13/chartex" xmlns:cx8="http://schemas.microsoft.com/office/drawing/2016/5/14/chartex" xmlns:mc="http://schemas.openxmlformats.org/markup-compatibility/2006" xmlns:aink="http://schemas.microsoft.com/office/drawing/2016/ink" xmlns:am3d="http://schemas.microsoft.com/office/drawing/2017/model3d" xmlns:o="urn:schemas-microsoft-com:office:office" xmlns:oel="http://schemas.microsoft.com/office/2019/extlst" xmlns:r="http://schemas.openxmlformats.org/officeDocument/2006/relationships" xmlns:m="http://schemas.openxmlformats.org/officeDocument/2006/math" xmlns:v="urn:schemas-microsoft-com:vml" xmlns:wp14="http://schemas.microsoft.com/office/word/2010/wordprocessingDrawing" xmlns:wp="http://schemas.openxmlformats.org/drawingml/2006/wordprocessingDrawing" xmlns:w10="urn:schemas-microsoft-com:office:word" xmlns:w="http://schemas.openxmlformats.org/wordprocessingml/2006/main" xmlns:w14="http://schemas.microsoft.com/office/word/2010/wordml" xmlns:w15="http://schemas.microsoft.com/office/word/2012/wordml" xmlns:w16cex="http://schemas.microsoft.com/office/word/2018/wordml/cex" xmlns:w16cid="http://schemas.microsoft.com/office/word/2016/wordml/cid" xmlns:w16="http://schemas.microsoft.com/office/word/2018/wordml" xmlns:w16sdtdh="http://schemas.microsoft.com/office/word/2020/wordml/sdtdatahash" xmlns:w16se="http://schemas.microsoft.com/office/word/2015/wordml/symex" xmlns:wpg="http://schemas.microsoft.com/office/word/2010/wordprocessingGroup" xmlns:wpi="http://schemas.microsoft.com/office/word/2010/wordprocessingInk" xmlns:wne="http://schemas.microsoft.com/office/word/2006/wordml" xmlns:wps="http://schemas.microsoft.com/office/word/2010/wordprocessingShape" mc:Ignorable="w14 w15 w16se w16cid w16 w16cex w16sdtdh wp14">
+<w:endnotes xmlns:wpc="http://schemas.microsoft.com/office/word/2010/wordprocessingCanvas" xmlns:cx="http://schemas.microsoft.com/office/drawing/2014/chartex" xmlns:cx1="http://schemas.microsoft.com/office/drawing/2015/9/8/chartex" xmlns:cx2="http://schemas.microsoft.com/office/drawing/2015/10/21/chartex" xmlns:cx3="http://schemas.microsoft.com/office/drawing/2016/5/9/chartex" xmlns:cx4="http://schemas.microsoft.com/office/drawing/2016/5/10/chartex" xmlns:cx5="http://schemas.microsoft.com/office/drawing/2016/5/11/chartex" xmlns:cx6="http://schemas.microsoft.com/office/drawing/2016/5/12/chartex" xmlns:cx7="http://schemas.microsoft.com/office/drawing/2016/5/13/chartex" xmlns:cx8="http://schemas.microsoft.com/office/drawing/2016/5/14/chartex" xmlns:mc="http://schemas.openxmlformats.org/markup-compatibility/2006" xmlns:aink="http://schemas.microsoft.com/office/drawing/2016/ink" xmlns:am3d="http://schemas.microsoft.com/office/drawing/2017/model3d" xmlns:o="urn:schemas-microsoft-com:office:office" xmlns:oel="http://schemas.microsoft.com/office/2019/extlst" xmlns:r="http://schemas.openxmlformats.org/officeDocument/2006/relationships" xmlns:m="http://schemas.openxmlformats.org/officeDocument/2006/math" xmlns:v="urn:schemas-microsoft-com:vml" xmlns:wp14="http://schemas.microsoft.com/office/word/2010/wordprocessingDrawing" xmlns:wp="http://schemas.openxmlformats.org/drawingml/2006/wordprocessingDrawing" xmlns:w10="urn:schemas-microsoft-com:office:word" xmlns:w="http://schemas.openxmlformats.org/wordprocessingml/2006/main" xmlns:w14="http://schemas.microsoft.com/office/word/2010/wordml" xmlns:w15="http://schemas.microsoft.com/office/word/2012/wordml" xmlns:w16cex="http://schemas.microsoft.com/office/word/2018/wordml/cex" xmlns:w16cid="http://schemas.microsoft.com/office/word/2016/wordml/cid" xmlns:w16="http://schemas.microsoft.com/office/word/2018/wordml" xmlns:w16du="http://schemas.microsoft.com/office/word/2023/wordml/word16du" xmlns:w16sdtdh="http://schemas.microsoft.com/office/word/2020/wordml/sdtdatahash" xmlns:w16sdtfl="http://schemas.microsoft.com/office/word/2024/wordml/sdtformatlock" xmlns:w16se="http://schemas.microsoft.com/office/word/2015/wordml/symex" xmlns:wpg="http://schemas.microsoft.com/office/word/2010/wordprocessingGroup" xmlns:wpi="http://schemas.microsoft.com/office/word/2010/wordprocessingInk" xmlns:wne="http://schemas.microsoft.com/office/word/2006/wordml" xmlns:wps="http://schemas.microsoft.com/office/word/2010/wordprocessingShape" mc:Ignorable="w14 w15 w16se w16cid w16 w16cex w16sdtdh w16sdtfl w16du wp14">
   <w:endnote w:type="separator" w:id="-1">
     <w:p>
       <w:pPr>
@@ -535,7 +552,7 @@
 </file>
 
 <file path=word/footer1.xml><?xml version="1.0" encoding="utf-8"?>
-<w:ftr xmlns:wpc="http://schemas.microsoft.com/office/word/2010/wordprocessingCanvas" xmlns:cx="http://schemas.microsoft.com/office/drawing/2014/chartex" xmlns:cx1="http://schemas.microsoft.com/office/drawing/2015/9/8/chartex" xmlns:cx2="http://schemas.microsoft.com/office/drawing/2015/10/21/chartex" xmlns:cx3="http://schemas.microsoft.com/office/drawing/2016/5/9/chartex" xmlns:cx4="http://schemas.microsoft.com/office/drawing/2016/5/10/chartex" xmlns:cx5="http://schemas.microsoft.com/office/drawing/2016/5/11/chartex" xmlns:cx6="http://schemas.microsoft.com/office/drawing/2016/5/12/chartex" xmlns:cx7="http://schemas.microsoft.com/office/drawing/2016/5/13/chartex" xmlns:cx8="http://schemas.microsoft.com/office/drawing/2016/5/14/chartex" xmlns:mc="http://schemas.openxmlformats.org/markup-compatibility/2006" xmlns:aink="http://schemas.microsoft.com/office/drawing/2016/ink" xmlns:am3d="http://schemas.microsoft.com/office/drawing/2017/model3d" xmlns:o="urn:schemas-microsoft-com:office:office" xmlns:oel="http://schemas.microsoft.com/office/2019/extlst" xmlns:r="http://schemas.openxmlformats.org/officeDocument/2006/relationships" xmlns:m="http://schemas.openxmlformats.org/officeDocument/2006/math" xmlns:v="urn:schemas-microsoft-com:vml" xmlns:wp14="http://schemas.microsoft.com/office/word/2010/wordprocessingDrawing" xmlns:wp="http://schemas.openxmlformats.org/drawingml/2006/wordprocessingDrawing" xmlns:w10="urn:schemas-microsoft-com:office:word" xmlns:w="http://schemas.openxmlformats.org/wordprocessingml/2006/main" xmlns:w14="http://schemas.microsoft.com/office/word/2010/wordml" xmlns:w15="http://schemas.microsoft.com/office/word/2012/wordml" xmlns:w16cex="http://schemas.microsoft.com/office/word/2018/wordml/cex" xmlns:w16cid="http://schemas.microsoft.com/office/word/2016/wordml/cid" xmlns:w16="http://schemas.microsoft.com/office/word/2018/wordml" xmlns:w16sdtdh="http://schemas.microsoft.com/office/word/2020/wordml/sdtdatahash" xmlns:w16se="http://schemas.microsoft.com/office/word/2015/wordml/symex" xmlns:wpg="http://schemas.microsoft.com/office/word/2010/wordprocessingGroup" xmlns:wpi="http://schemas.microsoft.com/office/word/2010/wordprocessingInk" xmlns:wne="http://schemas.microsoft.com/office/word/2006/wordml" xmlns:wps="http://schemas.microsoft.com/office/word/2010/wordprocessingShape" mc:Ignorable="w14 w15 w16se w16cid w16 w16cex w16sdtdh wp14">
+<w:ftr xmlns:wpc="http://schemas.microsoft.com/office/word/2010/wordprocessingCanvas" xmlns:cx="http://schemas.microsoft.com/office/drawing/2014/chartex" xmlns:cx1="http://schemas.microsoft.com/office/drawing/2015/9/8/chartex" xmlns:cx2="http://schemas.microsoft.com/office/drawing/2015/10/21/chartex" xmlns:cx3="http://schemas.microsoft.com/office/drawing/2016/5/9/chartex" xmlns:cx4="http://schemas.microsoft.com/office/drawing/2016/5/10/chartex" xmlns:cx5="http://schemas.microsoft.com/office/drawing/2016/5/11/chartex" xmlns:cx6="http://schemas.microsoft.com/office/drawing/2016/5/12/chartex" xmlns:cx7="http://schemas.microsoft.com/office/drawing/2016/5/13/chartex" xmlns:cx8="http://schemas.microsoft.com/office/drawing/2016/5/14/chartex" xmlns:mc="http://schemas.openxmlformats.org/markup-compatibility/2006" xmlns:aink="http://schemas.microsoft.com/office/drawing/2016/ink" xmlns:am3d="http://schemas.microsoft.com/office/drawing/2017/model3d" xmlns:o="urn:schemas-microsoft-com:office:office" xmlns:oel="http://schemas.microsoft.com/office/2019/extlst" xmlns:r="http://schemas.openxmlformats.org/officeDocument/2006/relationships" xmlns:m="http://schemas.openxmlformats.org/officeDocument/2006/math" xmlns:v="urn:schemas-microsoft-com:vml" xmlns:wp14="http://schemas.microsoft.com/office/word/2010/wordprocessingDrawing" xmlns:wp="http://schemas.openxmlformats.org/drawingml/2006/wordprocessingDrawing" xmlns:w10="urn:schemas-microsoft-com:office:word" xmlns:w="http://schemas.openxmlformats.org/wordprocessingml/2006/main" xmlns:w14="http://schemas.microsoft.com/office/word/2010/wordml" xmlns:w15="http://schemas.microsoft.com/office/word/2012/wordml" xmlns:w16cex="http://schemas.microsoft.com/office/word/2018/wordml/cex" xmlns:w16cid="http://schemas.microsoft.com/office/word/2016/wordml/cid" xmlns:w16="http://schemas.microsoft.com/office/word/2018/wordml" xmlns:w16du="http://schemas.microsoft.com/office/word/2023/wordml/word16du" xmlns:w16sdtdh="http://schemas.microsoft.com/office/word/2020/wordml/sdtdatahash" xmlns:w16sdtfl="http://schemas.microsoft.com/office/word/2024/wordml/sdtformatlock" xmlns:w16se="http://schemas.microsoft.com/office/word/2015/wordml/symex" xmlns:wpg="http://schemas.microsoft.com/office/word/2010/wordprocessingGroup" xmlns:wpi="http://schemas.microsoft.com/office/word/2010/wordprocessingInk" xmlns:wne="http://schemas.microsoft.com/office/word/2006/wordml" xmlns:wps="http://schemas.microsoft.com/office/word/2010/wordprocessingShape" mc:Ignorable="w14 w15 w16se w16cid w16 w16cex w16sdtdh w16sdtfl w16du wp14">
   <w:p>
     <w:pPr>
       <w:pStyle w:val="Footer"/>
@@ -545,7 +562,7 @@
 </file>
 
 <file path=word/footer2.xml><?xml version="1.0" encoding="utf-8"?>
-<w:ftr xmlns:wpc="http://schemas.microsoft.com/office/word/2010/wordprocessingCanvas" xmlns:cx="http://schemas.microsoft.com/office/drawing/2014/chartex" xmlns:cx1="http://schemas.microsoft.com/office/drawing/2015/9/8/chartex" xmlns:cx2="http://schemas.microsoft.com/office/drawing/2015/10/21/chartex" xmlns:cx3="http://schemas.microsoft.com/office/drawing/2016/5/9/chartex" xmlns:cx4="http://schemas.microsoft.com/office/drawing/2016/5/10/chartex" xmlns:cx5="http://schemas.microsoft.com/office/drawing/2016/5/11/chartex" xmlns:cx6="http://schemas.microsoft.com/office/drawing/2016/5/12/chartex" xmlns:cx7="http://schemas.microsoft.com/office/drawing/2016/5/13/chartex" xmlns:cx8="http://schemas.microsoft.com/office/drawing/2016/5/14/chartex" xmlns:mc="http://schemas.openxmlformats.org/markup-compatibility/2006" xmlns:aink="http://schemas.microsoft.com/office/drawing/2016/ink" xmlns:am3d="http://schemas.microsoft.com/office/drawing/2017/model3d" xmlns:o="urn:schemas-microsoft-com:office:office" xmlns:oel="http://schemas.microsoft.com/office/2019/extlst" xmlns:r="http://schemas.openxmlformats.org/officeDocument/2006/relationships" xmlns:m="http://schemas.openxmlformats.org/officeDocument/2006/math" xmlns:v="urn:schemas-microsoft-com:vml" xmlns:wp14="http://schemas.microsoft.com/office/word/2010/wordprocessingDrawing" xmlns:wp="http://schemas.openxmlformats.org/drawingml/2006/wordprocessingDrawing" xmlns:w10="urn:schemas-microsoft-com:office:word" xmlns:w="http://schemas.openxmlformats.org/wordprocessingml/2006/main" xmlns:w14="http://schemas.microsoft.com/office/word/2010/wordml" xmlns:w15="http://schemas.microsoft.com/office/word/2012/wordml" xmlns:w16cex="http://schemas.microsoft.com/office/word/2018/wordml/cex" xmlns:w16cid="http://schemas.microsoft.com/office/word/2016/wordml/cid" xmlns:w16="http://schemas.microsoft.com/office/word/2018/wordml" xmlns:w16sdtdh="http://schemas.microsoft.com/office/word/2020/wordml/sdtdatahash" xmlns:w16se="http://schemas.microsoft.com/office/word/2015/wordml/symex" xmlns:wpg="http://schemas.microsoft.com/office/word/2010/wordprocessingGroup" xmlns:wpi="http://schemas.microsoft.com/office/word/2010/wordprocessingInk" xmlns:wne="http://schemas.microsoft.com/office/word/2006/wordml" xmlns:wps="http://schemas.microsoft.com/office/word/2010/wordprocessingShape" mc:Ignorable="w14 w15 w16se w16cid w16 w16cex w16sdtdh wp14">
+<w:ftr xmlns:wpc="http://schemas.microsoft.com/office/word/2010/wordprocessingCanvas" xmlns:cx="http://schemas.microsoft.com/office/drawing/2014/chartex" xmlns:cx1="http://schemas.microsoft.com/office/drawing/2015/9/8/chartex" xmlns:cx2="http://schemas.microsoft.com/office/drawing/2015/10/21/chartex" xmlns:cx3="http://schemas.microsoft.com/office/drawing/2016/5/9/chartex" xmlns:cx4="http://schemas.microsoft.com/office/drawing/2016/5/10/chartex" xmlns:cx5="http://schemas.microsoft.com/office/drawing/2016/5/11/chartex" xmlns:cx6="http://schemas.microsoft.com/office/drawing/2016/5/12/chartex" xmlns:cx7="http://schemas.microsoft.com/office/drawing/2016/5/13/chartex" xmlns:cx8="http://schemas.microsoft.com/office/drawing/2016/5/14/chartex" xmlns:mc="http://schemas.openxmlformats.org/markup-compatibility/2006" xmlns:aink="http://schemas.microsoft.com/office/drawing/2016/ink" xmlns:am3d="http://schemas.microsoft.com/office/drawing/2017/model3d" xmlns:o="urn:schemas-microsoft-com:office:office" xmlns:oel="http://schemas.microsoft.com/office/2019/extlst" xmlns:r="http://schemas.openxmlformats.org/officeDocument/2006/relationships" xmlns:m="http://schemas.openxmlformats.org/officeDocument/2006/math" xmlns:v="urn:schemas-microsoft-com:vml" xmlns:wp14="http://schemas.microsoft.com/office/word/2010/wordprocessingDrawing" xmlns:wp="http://schemas.openxmlformats.org/drawingml/2006/wordprocessingDrawing" xmlns:w10="urn:schemas-microsoft-com:office:word" xmlns:w="http://schemas.openxmlformats.org/wordprocessingml/2006/main" xmlns:w14="http://schemas.microsoft.com/office/word/2010/wordml" xmlns:w15="http://schemas.microsoft.com/office/word/2012/wordml" xmlns:w16cex="http://schemas.microsoft.com/office/word/2018/wordml/cex" xmlns:w16cid="http://schemas.microsoft.com/office/word/2016/wordml/cid" xmlns:w16="http://schemas.microsoft.com/office/word/2018/wordml" xmlns:w16du="http://schemas.microsoft.com/office/word/2023/wordml/word16du" xmlns:w16sdtdh="http://schemas.microsoft.com/office/word/2020/wordml/sdtdatahash" xmlns:w16sdtfl="http://schemas.microsoft.com/office/word/2024/wordml/sdtformatlock" xmlns:w16se="http://schemas.microsoft.com/office/word/2015/wordml/symex" xmlns:wpg="http://schemas.microsoft.com/office/word/2010/wordprocessingGroup" xmlns:wpi="http://schemas.microsoft.com/office/word/2010/wordprocessingInk" xmlns:wne="http://schemas.microsoft.com/office/word/2006/wordml" xmlns:wps="http://schemas.microsoft.com/office/word/2010/wordprocessingShape" mc:Ignorable="w14 w15 w16se w16cid w16 w16cex w16sdtdh w16sdtfl w16du wp14">
   <w:p>
     <w:pPr>
       <w:pStyle w:val="Footer"/>
@@ -555,7 +572,7 @@
 </file>
 
 <file path=word/footer3.xml><?xml version="1.0" encoding="utf-8"?>
-<w:ftr xmlns:wpc="http://schemas.microsoft.com/office/word/2010/wordprocessingCanvas" xmlns:cx="http://schemas.microsoft.com/office/drawing/2014/chartex" xmlns:cx1="http://schemas.microsoft.com/office/drawing/2015/9/8/chartex" xmlns:cx2="http://schemas.microsoft.com/office/drawing/2015/10/21/chartex" xmlns:cx3="http://schemas.microsoft.com/office/drawing/2016/5/9/chartex" xmlns:cx4="http://schemas.microsoft.com/office/drawing/2016/5/10/chartex" xmlns:cx5="http://schemas.microsoft.com/office/drawing/2016/5/11/chartex" xmlns:cx6="http://schemas.microsoft.com/office/drawing/2016/5/12/chartex" xmlns:cx7="http://schemas.microsoft.com/office/drawing/2016/5/13/chartex" xmlns:cx8="http://schemas.microsoft.com/office/drawing/2016/5/14/chartex" xmlns:mc="http://schemas.openxmlformats.org/markup-compatibility/2006" xmlns:aink="http://schemas.microsoft.com/office/drawing/2016/ink" xmlns:am3d="http://schemas.microsoft.com/office/drawing/2017/model3d" xmlns:o="urn:schemas-microsoft-com:office:office" xmlns:oel="http://schemas.microsoft.com/office/2019/extlst" xmlns:r="http://schemas.openxmlformats.org/officeDocument/2006/relationships" xmlns:m="http://schemas.openxmlformats.org/officeDocument/2006/math" xmlns:v="urn:schemas-microsoft-com:vml" xmlns:wp14="http://schemas.microsoft.com/office/word/2010/wordprocessingDrawing" xmlns:wp="http://schemas.openxmlformats.org/drawingml/2006/wordprocessingDrawing" xmlns:w10="urn:schemas-microsoft-com:office:word" xmlns:w="http://schemas.openxmlformats.org/wordprocessingml/2006/main" xmlns:w14="http://schemas.microsoft.com/office/word/2010/wordml" xmlns:w15="http://schemas.microsoft.com/office/word/2012/wordml" xmlns:w16cex="http://schemas.microsoft.com/office/word/2018/wordml/cex" xmlns:w16cid="http://schemas.microsoft.com/office/word/2016/wordml/cid" xmlns:w16="http://schemas.microsoft.com/office/word/2018/wordml" xmlns:w16sdtdh="http://schemas.microsoft.com/office/word/2020/wordml/sdtdatahash" xmlns:w16se="http://schemas.microsoft.com/office/word/2015/wordml/symex" xmlns:wpg="http://schemas.microsoft.com/office/word/2010/wordprocessingGroup" xmlns:wpi="http://schemas.microsoft.com/office/word/2010/wordprocessingInk" xmlns:wne="http://schemas.microsoft.com/office/word/2006/wordml" xmlns:wps="http://schemas.microsoft.com/office/word/2010/wordprocessingShape" mc:Ignorable="w14 w15 w16se w16cid w16 w16cex w16sdtdh wp14">
+<w:ftr xmlns:wpc="http://schemas.microsoft.com/office/word/2010/wordprocessingCanvas" xmlns:cx="http://schemas.microsoft.com/office/drawing/2014/chartex" xmlns:cx1="http://schemas.microsoft.com/office/drawing/2015/9/8/chartex" xmlns:cx2="http://schemas.microsoft.com/office/drawing/2015/10/21/chartex" xmlns:cx3="http://schemas.microsoft.com/office/drawing/2016/5/9/chartex" xmlns:cx4="http://schemas.microsoft.com/office/drawing/2016/5/10/chartex" xmlns:cx5="http://schemas.microsoft.com/office/drawing/2016/5/11/chartex" xmlns:cx6="http://schemas.microsoft.com/office/drawing/2016/5/12/chartex" xmlns:cx7="http://schemas.microsoft.com/office/drawing/2016/5/13/chartex" xmlns:cx8="http://schemas.microsoft.com/office/drawing/2016/5/14/chartex" xmlns:mc="http://schemas.openxmlformats.org/markup-compatibility/2006" xmlns:aink="http://schemas.microsoft.com/office/drawing/2016/ink" xmlns:am3d="http://schemas.microsoft.com/office/drawing/2017/model3d" xmlns:o="urn:schemas-microsoft-com:office:office" xmlns:oel="http://schemas.microsoft.com/office/2019/extlst" xmlns:r="http://schemas.openxmlformats.org/officeDocument/2006/relationships" xmlns:m="http://schemas.openxmlformats.org/officeDocument/2006/math" xmlns:v="urn:schemas-microsoft-com:vml" xmlns:wp14="http://schemas.microsoft.com/office/word/2010/wordprocessingDrawing" xmlns:wp="http://schemas.openxmlformats.org/drawingml/2006/wordprocessingDrawing" xmlns:w10="urn:schemas-microsoft-com:office:word" xmlns:w="http://schemas.openxmlformats.org/wordprocessingml/2006/main" xmlns:w14="http://schemas.microsoft.com/office/word/2010/wordml" xmlns:w15="http://schemas.microsoft.com/office/word/2012/wordml" xmlns:w16cex="http://schemas.microsoft.com/office/word/2018/wordml/cex" xmlns:w16cid="http://schemas.microsoft.com/office/word/2016/wordml/cid" xmlns:w16="http://schemas.microsoft.com/office/word/2018/wordml" xmlns:w16du="http://schemas.microsoft.com/office/word/2023/wordml/word16du" xmlns:w16sdtdh="http://schemas.microsoft.com/office/word/2020/wordml/sdtdatahash" xmlns:w16sdtfl="http://schemas.microsoft.com/office/word/2024/wordml/sdtformatlock" xmlns:w16se="http://schemas.microsoft.com/office/word/2015/wordml/symex" xmlns:wpg="http://schemas.microsoft.com/office/word/2010/wordprocessingGroup" xmlns:wpi="http://schemas.microsoft.com/office/word/2010/wordprocessingInk" xmlns:wne="http://schemas.microsoft.com/office/word/2006/wordml" xmlns:wps="http://schemas.microsoft.com/office/word/2010/wordprocessingShape" mc:Ignorable="w14 w15 w16se w16cid w16 w16cex w16sdtdh w16sdtfl w16du wp14">
   <w:p>
     <w:pPr>
       <w:pStyle w:val="Footer"/>
@@ -565,7 +582,7 @@
 </file>
 
 <file path=word/footnotes.xml><?xml version="1.0" encoding="utf-8"?>
-<w:footnotes xmlns:wpc="http://schemas.microsoft.com/office/word/2010/wordprocessingCanvas" xmlns:cx="http://schemas.microsoft.com/office/drawing/2014/chartex" xmlns:cx1="http://schemas.microsoft.com/office/drawing/2015/9/8/chartex" xmlns:cx2="http://schemas.microsoft.com/office/drawing/2015/10/21/chartex" xmlns:cx3="http://schemas.microsoft.com/office/drawing/2016/5/9/chartex" xmlns:cx4="http://schemas.microsoft.com/office/drawing/2016/5/10/chartex" xmlns:cx5="http://schemas.microsoft.com/office/drawing/2016/5/11/chartex" xmlns:cx6="http://schemas.microsoft.com/office/drawing/2016/5/12/chartex" xmlns:cx7="http://schemas.microsoft.com/office/drawing/2016/5/13/chartex" xmlns:cx8="http://schemas.microsoft.com/office/drawing/2016/5/14/chartex" xmlns:mc="http://schemas.openxmlformats.org/markup-compatibility/2006" xmlns:aink="http://schemas.microsoft.com/office/drawing/2016/ink" xmlns:am3d="http://schemas.microsoft.com/office/drawing/2017/model3d" xmlns:o="urn:schemas-microsoft-com:office:office" xmlns:oel="http://schemas.microsoft.com/office/2019/extlst" xmlns:r="http://schemas.openxmlformats.org/officeDocument/2006/relationships" xmlns:m="http://schemas.openxmlformats.org/officeDocument/2006/math" xmlns:v="urn:schemas-microsoft-com:vml" xmlns:wp14="http://schemas.microsoft.com/office/word/2010/wordprocessingDrawing" xmlns:wp="http://schemas.openxmlformats.org/drawingml/2006/wordprocessingDrawing" xmlns:w10="urn:schemas-microsoft-com:office:word" xmlns:w="http://schemas.openxmlformats.org/wordprocessingml/2006/main" xmlns:w14="http://schemas.microsoft.com/office/word/2010/wordml" xmlns:w15="http://schemas.microsoft.com/office/word/2012/wordml" xmlns:w16cex="http://schemas.microsoft.com/office/word/2018/wordml/cex" xmlns:w16cid="http://schemas.microsoft.com/office/word/2016/wordml/cid" xmlns:w16="http://schemas.microsoft.com/office/word/2018/wordml" xmlns:w16sdtdh="http://schemas.microsoft.com/office/word/2020/wordml/sdtdatahash" xmlns:w16se="http://schemas.microsoft.com/office/word/2015/wordml/symex" xmlns:wpg="http://schemas.microsoft.com/office/word/2010/wordprocessingGroup" xmlns:wpi="http://schemas.microsoft.com/office/word/2010/wordprocessingInk" xmlns:wne="http://schemas.microsoft.com/office/word/2006/wordml" xmlns:wps="http://schemas.microsoft.com/office/word/2010/wordprocessingShape" mc:Ignorable="w14 w15 w16se w16cid w16 w16cex w16sdtdh wp14">
+<w:footnotes xmlns:wpc="http://schemas.microsoft.com/office/word/2010/wordprocessingCanvas" xmlns:cx="http://schemas.microsoft.com/office/drawing/2014/chartex" xmlns:cx1="http://schemas.microsoft.com/office/drawing/2015/9/8/chartex" xmlns:cx2="http://schemas.microsoft.com/office/drawing/2015/10/21/chartex" xmlns:cx3="http://schemas.microsoft.com/office/drawing/2016/5/9/chartex" xmlns:cx4="http://schemas.microsoft.com/office/drawing/2016/5/10/chartex" xmlns:cx5="http://schemas.microsoft.com/office/drawing/2016/5/11/chartex" xmlns:cx6="http://schemas.microsoft.com/office/drawing/2016/5/12/chartex" xmlns:cx7="http://schemas.microsoft.com/office/drawing/2016/5/13/chartex" xmlns:cx8="http://schemas.microsoft.com/office/drawing/2016/5/14/chartex" xmlns:mc="http://schemas.openxmlformats.org/markup-compatibility/2006" xmlns:aink="http://schemas.microsoft.com/office/drawing/2016/ink" xmlns:am3d="http://schemas.microsoft.com/office/drawing/2017/model3d" xmlns:o="urn:schemas-microsoft-com:office:office" xmlns:oel="http://schemas.microsoft.com/office/2019/extlst" xmlns:r="http://schemas.openxmlformats.org/officeDocument/2006/relationships" xmlns:m="http://schemas.openxmlformats.org/officeDocument/2006/math" xmlns:v="urn:schemas-microsoft-com:vml" xmlns:wp14="http://schemas.microsoft.com/office/word/2010/wordprocessingDrawing" xmlns:wp="http://schemas.openxmlformats.org/drawingml/2006/wordprocessingDrawing" xmlns:w10="urn:schemas-microsoft-com:office:word" xmlns:w="http://schemas.openxmlformats.org/wordprocessingml/2006/main" xmlns:w14="http://schemas.microsoft.com/office/word/2010/wordml" xmlns:w15="http://schemas.microsoft.com/office/word/2012/wordml" xmlns:w16cex="http://schemas.microsoft.com/office/word/2018/wordml/cex" xmlns:w16cid="http://schemas.microsoft.com/office/word/2016/wordml/cid" xmlns:w16="http://schemas.microsoft.com/office/word/2018/wordml" xmlns:w16du="http://schemas.microsoft.com/office/word/2023/wordml/word16du" xmlns:w16sdtdh="http://schemas.microsoft.com/office/word/2020/wordml/sdtdatahash" xmlns:w16sdtfl="http://schemas.microsoft.com/office/word/2024/wordml/sdtformatlock" xmlns:w16se="http://schemas.microsoft.com/office/word/2015/wordml/symex" xmlns:wpg="http://schemas.microsoft.com/office/word/2010/wordprocessingGroup" xmlns:wpi="http://schemas.microsoft.com/office/word/2010/wordprocessingInk" xmlns:wne="http://schemas.microsoft.com/office/word/2006/wordml" xmlns:wps="http://schemas.microsoft.com/office/word/2010/wordprocessingShape" mc:Ignorable="w14 w15 w16se w16cid w16 w16cex w16sdtdh w16sdtfl w16du wp14">
   <w:footnote w:type="separator" w:id="-1">
     <w:p>
       <w:pPr>
@@ -590,7 +607,7 @@
 </file>
 
 <file path=word/header1.xml><?xml version="1.0" encoding="utf-8"?>
-<w:hdr xmlns:wpc="http://schemas.microsoft.com/office/word/2010/wordprocessingCanvas" xmlns:cx="http://schemas.microsoft.com/office/drawing/2014/chartex" xmlns:cx1="http://schemas.microsoft.com/office/drawing/2015/9/8/chartex" xmlns:cx2="http://schemas.microsoft.com/office/drawing/2015/10/21/chartex" xmlns:cx3="http://schemas.microsoft.com/office/drawing/2016/5/9/chartex" xmlns:cx4="http://schemas.microsoft.com/office/drawing/2016/5/10/chartex" xmlns:cx5="http://schemas.microsoft.com/office/drawing/2016/5/11/chartex" xmlns:cx6="http://schemas.microsoft.com/office/drawing/2016/5/12/chartex" xmlns:cx7="http://schemas.microsoft.com/office/drawing/2016/5/13/chartex" xmlns:cx8="http://schemas.microsoft.com/office/drawing/2016/5/14/chartex" xmlns:mc="http://schemas.openxmlformats.org/markup-compatibility/2006" xmlns:aink="http://schemas.microsoft.com/office/drawing/2016/ink" xmlns:am3d="http://schemas.microsoft.com/office/drawing/2017/model3d" xmlns:o="urn:schemas-microsoft-com:office:office" xmlns:oel="http://schemas.microsoft.com/office/2019/extlst" xmlns:r="http://schemas.openxmlformats.org/officeDocument/2006/relationships" xmlns:m="http://schemas.openxmlformats.org/officeDocument/2006/math" xmlns:v="urn:schemas-microsoft-com:vml" xmlns:wp14="http://schemas.microsoft.com/office/word/2010/wordprocessingDrawing" xmlns:wp="http://schemas.openxmlformats.org/drawingml/2006/wordprocessingDrawing" xmlns:w10="urn:schemas-microsoft-com:office:word" xmlns:w="http://schemas.openxmlformats.org/wordprocessingml/2006/main" xmlns:w14="http://schemas.microsoft.com/office/word/2010/wordml" xmlns:w15="http://schemas.microsoft.com/office/word/2012/wordml" xmlns:w16cex="http://schemas.microsoft.com/office/word/2018/wordml/cex" xmlns:w16cid="http://schemas.microsoft.com/office/word/2016/wordml/cid" xmlns:w16="http://schemas.microsoft.com/office/word/2018/wordml" xmlns:w16sdtdh="http://schemas.microsoft.com/office/word/2020/wordml/sdtdatahash" xmlns:w16se="http://schemas.microsoft.com/office/word/2015/wordml/symex" xmlns:wpg="http://schemas.microsoft.com/office/word/2010/wordprocessingGroup" xmlns:wpi="http://schemas.microsoft.com/office/word/2010/wordprocessingInk" xmlns:wne="http://schemas.microsoft.com/office/word/2006/wordml" xmlns:wps="http://schemas.microsoft.com/office/word/2010/wordprocessingShape" mc:Ignorable="w14 w15 w16se w16cid w16 w16cex w16sdtdh wp14">
+<w:hdr xmlns:wpc="http://schemas.microsoft.com/office/word/2010/wordprocessingCanvas" xmlns:cx="http://schemas.microsoft.com/office/drawing/2014/chartex" xmlns:cx1="http://schemas.microsoft.com/office/drawing/2015/9/8/chartex" xmlns:cx2="http://schemas.microsoft.com/office/drawing/2015/10/21/chartex" xmlns:cx3="http://schemas.microsoft.com/office/drawing/2016/5/9/chartex" xmlns:cx4="http://schemas.microsoft.com/office/drawing/2016/5/10/chartex" xmlns:cx5="http://schemas.microsoft.com/office/drawing/2016/5/11/chartex" xmlns:cx6="http://schemas.microsoft.com/office/drawing/2016/5/12/chartex" xmlns:cx7="http://schemas.microsoft.com/office/drawing/2016/5/13/chartex" xmlns:cx8="http://schemas.microsoft.com/office/drawing/2016/5/14/chartex" xmlns:mc="http://schemas.openxmlformats.org/markup-compatibility/2006" xmlns:aink="http://schemas.microsoft.com/office/drawing/2016/ink" xmlns:am3d="http://schemas.microsoft.com/office/drawing/2017/model3d" xmlns:o="urn:schemas-microsoft-com:office:office" xmlns:oel="http://schemas.microsoft.com/office/2019/extlst" xmlns:r="http://schemas.openxmlformats.org/officeDocument/2006/relationships" xmlns:m="http://schemas.openxmlformats.org/officeDocument/2006/math" xmlns:v="urn:schemas-microsoft-com:vml" xmlns:wp14="http://schemas.microsoft.com/office/word/2010/wordprocessingDrawing" xmlns:wp="http://schemas.openxmlformats.org/drawingml/2006/wordprocessingDrawing" xmlns:w10="urn:schemas-microsoft-com:office:word" xmlns:w="http://schemas.openxmlformats.org/wordprocessingml/2006/main" xmlns:w14="http://schemas.microsoft.com/office/word/2010/wordml" xmlns:w15="http://schemas.microsoft.com/office/word/2012/wordml" xmlns:w16cex="http://schemas.microsoft.com/office/word/2018/wordml/cex" xmlns:w16cid="http://schemas.microsoft.com/office/word/2016/wordml/cid" xmlns:w16="http://schemas.microsoft.com/office/word/2018/wordml" xmlns:w16du="http://schemas.microsoft.com/office/word/2023/wordml/word16du" xmlns:w16sdtdh="http://schemas.microsoft.com/office/word/2020/wordml/sdtdatahash" xmlns:w16sdtfl="http://schemas.microsoft.com/office/word/2024/wordml/sdtformatlock" xmlns:w16se="http://schemas.microsoft.com/office/word/2015/wordml/symex" xmlns:wpg="http://schemas.microsoft.com/office/word/2010/wordprocessingGroup" xmlns:wpi="http://schemas.microsoft.com/office/word/2010/wordprocessingInk" xmlns:wne="http://schemas.microsoft.com/office/word/2006/wordml" xmlns:wps="http://schemas.microsoft.com/office/word/2010/wordprocessingShape" mc:Ignorable="w14 w15 w16se w16cid w16 w16cex w16sdtdh w16sdtfl w16du wp14">
   <w:p>
     <w:pPr>
       <w:pStyle w:val="Header"/>
@@ -600,7 +617,7 @@
 </file>
 
 <file path=word/header2.xml><?xml version="1.0" encoding="utf-8"?>
-<w:hdr xmlns:wpc="http://schemas.microsoft.com/office/word/2010/wordprocessingCanvas" xmlns:cx="http://schemas.microsoft.com/office/drawing/2014/chartex" xmlns:cx1="http://schemas.microsoft.com/office/drawing/2015/9/8/chartex" xmlns:cx2="http://schemas.microsoft.com/office/drawing/2015/10/21/chartex" xmlns:cx3="http://schemas.microsoft.com/office/drawing/2016/5/9/chartex" xmlns:cx4="http://schemas.microsoft.com/office/drawing/2016/5/10/chartex" xmlns:cx5="http://schemas.microsoft.com/office/drawing/2016/5/11/chartex" xmlns:cx6="http://schemas.microsoft.com/office/drawing/2016/5/12/chartex" xmlns:cx7="http://schemas.microsoft.com/office/drawing/2016/5/13/chartex" xmlns:cx8="http://schemas.microsoft.com/office/drawing/2016/5/14/chartex" xmlns:mc="http://schemas.openxmlformats.org/markup-compatibility/2006" xmlns:aink="http://schemas.microsoft.com/office/drawing/2016/ink" xmlns:am3d="http://schemas.microsoft.com/office/drawing/2017/model3d" xmlns:o="urn:schemas-microsoft-com:office:office" xmlns:oel="http://schemas.microsoft.com/office/2019/extlst" xmlns:r="http://schemas.openxmlformats.org/officeDocument/2006/relationships" xmlns:m="http://schemas.openxmlformats.org/officeDocument/2006/math" xmlns:v="urn:schemas-microsoft-com:vml" xmlns:wp14="http://schemas.microsoft.com/office/word/2010/wordprocessingDrawing" xmlns:wp="http://schemas.openxmlformats.org/drawingml/2006/wordprocessingDrawing" xmlns:w10="urn:schemas-microsoft-com:office:word" xmlns:w="http://schemas.openxmlformats.org/wordprocessingml/2006/main" xmlns:w14="http://schemas.microsoft.com/office/word/2010/wordml" xmlns:w15="http://schemas.microsoft.com/office/word/2012/wordml" xmlns:w16cex="http://schemas.microsoft.com/office/word/2018/wordml/cex" xmlns:w16cid="http://schemas.microsoft.com/office/word/2016/wordml/cid" xmlns:w16="http://schemas.microsoft.com/office/word/2018/wordml" xmlns:w16sdtdh="http://schemas.microsoft.com/office/word/2020/wordml/sdtdatahash" xmlns:w16se="http://schemas.microsoft.com/office/word/2015/wordml/symex" xmlns:wpg="http://schemas.microsoft.com/office/word/2010/wordprocessingGroup" xmlns:wpi="http://schemas.microsoft.com/office/word/2010/wordprocessingInk" xmlns:wne="http://schemas.microsoft.com/office/word/2006/wordml" xmlns:wps="http://schemas.microsoft.com/office/word/2010/wordprocessingShape" mc:Ignorable="w14 w15 w16se w16cid w16 w16cex w16sdtdh wp14">
+<w:hdr xmlns:wpc="http://schemas.microsoft.com/office/word/2010/wordprocessingCanvas" xmlns:cx="http://schemas.microsoft.com/office/drawing/2014/chartex" xmlns:cx1="http://schemas.microsoft.com/office/drawing/2015/9/8/chartex" xmlns:cx2="http://schemas.microsoft.com/office/drawing/2015/10/21/chartex" xmlns:cx3="http://schemas.microsoft.com/office/drawing/2016/5/9/chartex" xmlns:cx4="http://schemas.microsoft.com/office/drawing/2016/5/10/chartex" xmlns:cx5="http://schemas.microsoft.com/office/drawing/2016/5/11/chartex" xmlns:cx6="http://schemas.microsoft.com/office/drawing/2016/5/12/chartex" xmlns:cx7="http://schemas.microsoft.com/office/drawing/2016/5/13/chartex" xmlns:cx8="http://schemas.microsoft.com/office/drawing/2016/5/14/chartex" xmlns:mc="http://schemas.openxmlformats.org/markup-compatibility/2006" xmlns:aink="http://schemas.microsoft.com/office/drawing/2016/ink" xmlns:am3d="http://schemas.microsoft.com/office/drawing/2017/model3d" xmlns:o="urn:schemas-microsoft-com:office:office" xmlns:oel="http://schemas.microsoft.com/office/2019/extlst" xmlns:r="http://schemas.openxmlformats.org/officeDocument/2006/relationships" xmlns:m="http://schemas.openxmlformats.org/officeDocument/2006/math" xmlns:v="urn:schemas-microsoft-com:vml" xmlns:wp14="http://schemas.microsoft.com/office/word/2010/wordprocessingDrawing" xmlns:wp="http://schemas.openxmlformats.org/drawingml/2006/wordprocessingDrawing" xmlns:w10="urn:schemas-microsoft-com:office:word" xmlns:w="http://schemas.openxmlformats.org/wordprocessingml/2006/main" xmlns:w14="http://schemas.microsoft.com/office/word/2010/wordml" xmlns:w15="http://schemas.microsoft.com/office/word/2012/wordml" xmlns:w16cex="http://schemas.microsoft.com/office/word/2018/wordml/cex" xmlns:w16cid="http://schemas.microsoft.com/office/word/2016/wordml/cid" xmlns:w16="http://schemas.microsoft.com/office/word/2018/wordml" xmlns:w16du="http://schemas.microsoft.com/office/word/2023/wordml/word16du" xmlns:w16sdtdh="http://schemas.microsoft.com/office/word/2020/wordml/sdtdatahash" xmlns:w16sdtfl="http://schemas.microsoft.com/office/word/2024/wordml/sdtformatlock" xmlns:w16se="http://schemas.microsoft.com/office/word/2015/wordml/symex" xmlns:wpg="http://schemas.microsoft.com/office/word/2010/wordprocessingGroup" xmlns:wpi="http://schemas.microsoft.com/office/word/2010/wordprocessingInk" xmlns:wne="http://schemas.microsoft.com/office/word/2006/wordml" xmlns:wps="http://schemas.microsoft.com/office/word/2010/wordprocessingShape" mc:Ignorable="w14 w15 w16se w16cid w16 w16cex w16sdtdh w16sdtfl w16du wp14">
   <w:p>
     <w:pPr>
       <w:pStyle w:val="Header"/>
@@ -611,7 +628,7 @@
 </file>
 
 <file path=word/header3.xml><?xml version="1.0" encoding="utf-8"?>
-<w:hdr xmlns:wpc="http://schemas.microsoft.com/office/word/2010/wordprocessingCanvas" xmlns:cx="http://schemas.microsoft.com/office/drawing/2014/chartex" xmlns:cx1="http://schemas.microsoft.com/office/drawing/2015/9/8/chartex" xmlns:cx2="http://schemas.microsoft.com/office/drawing/2015/10/21/chartex" xmlns:cx3="http://schemas.microsoft.com/office/drawing/2016/5/9/chartex" xmlns:cx4="http://schemas.microsoft.com/office/drawing/2016/5/10/chartex" xmlns:cx5="http://schemas.microsoft.com/office/drawing/2016/5/11/chartex" xmlns:cx6="http://schemas.microsoft.com/office/drawing/2016/5/12/chartex" xmlns:cx7="http://schemas.microsoft.com/office/drawing/2016/5/13/chartex" xmlns:cx8="http://schemas.microsoft.com/office/drawing/2016/5/14/chartex" xmlns:mc="http://schemas.openxmlformats.org/markup-compatibility/2006" xmlns:aink="http://schemas.microsoft.com/office/drawing/2016/ink" xmlns:am3d="http://schemas.microsoft.com/office/drawing/2017/model3d" xmlns:o="urn:schemas-microsoft-com:office:office" xmlns:oel="http://schemas.microsoft.com/office/2019/extlst" xmlns:r="http://schemas.openxmlformats.org/officeDocument/2006/relationships" xmlns:m="http://schemas.openxmlformats.org/officeDocument/2006/math" xmlns:v="urn:schemas-microsoft-com:vml" xmlns:wp14="http://schemas.microsoft.com/office/word/2010/wordprocessingDrawing" xmlns:wp="http://schemas.openxmlformats.org/drawingml/2006/wordprocessingDrawing" xmlns:w10="urn:schemas-microsoft-com:office:word" xmlns:w="http://schemas.openxmlformats.org/wordprocessingml/2006/main" xmlns:w14="http://schemas.microsoft.com/office/word/2010/wordml" xmlns:w15="http://schemas.microsoft.com/office/word/2012/wordml" xmlns:w16cex="http://schemas.microsoft.com/office/word/2018/wordml/cex" xmlns:w16cid="http://schemas.microsoft.com/office/word/2016/wordml/cid" xmlns:w16="http://schemas.microsoft.com/office/word/2018/wordml" xmlns:w16sdtdh="http://schemas.microsoft.com/office/word/2020/wordml/sdtdatahash" xmlns:w16se="http://schemas.microsoft.com/office/word/2015/wordml/symex" xmlns:wpg="http://schemas.microsoft.com/office/word/2010/wordprocessingGroup" xmlns:wpi="http://schemas.microsoft.com/office/word/2010/wordprocessingInk" xmlns:wne="http://schemas.microsoft.com/office/word/2006/wordml" xmlns:wps="http://schemas.microsoft.com/office/word/2010/wordprocessingShape" mc:Ignorable="w14 w15 w16se w16cid w16 w16cex w16sdtdh wp14">
+<w:hdr xmlns:wpc="http://schemas.microsoft.com/office/word/2010/wordprocessingCanvas" xmlns:cx="http://schemas.microsoft.com/office/drawing/2014/chartex" xmlns:cx1="http://schemas.microsoft.com/office/drawing/2015/9/8/chartex" xmlns:cx2="http://schemas.microsoft.com/office/drawing/2015/10/21/chartex" xmlns:cx3="http://schemas.microsoft.com/office/drawing/2016/5/9/chartex" xmlns:cx4="http://schemas.microsoft.com/office/drawing/2016/5/10/chartex" xmlns:cx5="http://schemas.microsoft.com/office/drawing/2016/5/11/chartex" xmlns:cx6="http://schemas.microsoft.com/office/drawing/2016/5/12/chartex" xmlns:cx7="http://schemas.microsoft.com/office/drawing/2016/5/13/chartex" xmlns:cx8="http://schemas.microsoft.com/office/drawing/2016/5/14/chartex" xmlns:mc="http://schemas.openxmlformats.org/markup-compatibility/2006" xmlns:aink="http://schemas.microsoft.com/office/drawing/2016/ink" xmlns:am3d="http://schemas.microsoft.com/office/drawing/2017/model3d" xmlns:o="urn:schemas-microsoft-com:office:office" xmlns:oel="http://schemas.microsoft.com/office/2019/extlst" xmlns:r="http://schemas.openxmlformats.org/officeDocument/2006/relationships" xmlns:m="http://schemas.openxmlformats.org/officeDocument/2006/math" xmlns:v="urn:schemas-microsoft-com:vml" xmlns:wp14="http://schemas.microsoft.com/office/word/2010/wordprocessingDrawing" xmlns:wp="http://schemas.openxmlformats.org/drawingml/2006/wordprocessingDrawing" xmlns:w10="urn:schemas-microsoft-com:office:word" xmlns:w="http://schemas.openxmlformats.org/wordprocessingml/2006/main" xmlns:w14="http://schemas.microsoft.com/office/word/2010/wordml" xmlns:w15="http://schemas.microsoft.com/office/word/2012/wordml" xmlns:w16cex="http://schemas.microsoft.com/office/word/2018/wordml/cex" xmlns:w16cid="http://schemas.microsoft.com/office/word/2016/wordml/cid" xmlns:w16="http://schemas.microsoft.com/office/word/2018/wordml" xmlns:w16du="http://schemas.microsoft.com/office/word/2023/wordml/word16du" xmlns:w16sdtdh="http://schemas.microsoft.com/office/word/2020/wordml/sdtdatahash" xmlns:w16sdtfl="http://schemas.microsoft.com/office/word/2024/wordml/sdtformatlock" xmlns:w16se="http://schemas.microsoft.com/office/word/2015/wordml/symex" xmlns:wpg="http://schemas.microsoft.com/office/word/2010/wordprocessingGroup" xmlns:wpi="http://schemas.microsoft.com/office/word/2010/wordprocessingInk" xmlns:wne="http://schemas.microsoft.com/office/word/2006/wordml" xmlns:wps="http://schemas.microsoft.com/office/word/2010/wordprocessingShape" mc:Ignorable="w14 w15 w16se w16cid w16 w16cex w16sdtdh w16sdtfl w16du wp14">
   <w:p>
     <w:pPr>
       <w:pStyle w:val="Header"/>
@@ -620,7 +637,7 @@
     <w:r>
       <w:tab/>
       <w:tab/>
-      <w:t>2026-06-17</w:t>
+      <w:t>2026-06-18</w:t>
       <w:br/>
       <w:br/>
     </w:r>
@@ -633,7 +650,7 @@
 </file>
 
 <file path=word/numbering.xml><?xml version="1.0" encoding="utf-8"?>
-<w:numbering xmlns:wpc="http://schemas.microsoft.com/office/word/2010/wordprocessingCanvas" xmlns:cx="http://schemas.microsoft.com/office/drawing/2014/chartex" xmlns:cx1="http://schemas.microsoft.com/office/drawing/2015/9/8/chartex" xmlns:cx2="http://schemas.microsoft.com/office/drawing/2015/10/21/chartex" xmlns:cx3="http://schemas.microsoft.com/office/drawing/2016/5/9/chartex" xmlns:cx4="http://schemas.microsoft.com/office/drawing/2016/5/10/chartex" xmlns:cx5="http://schemas.microsoft.com/office/drawing/2016/5/11/chartex" xmlns:cx6="http://schemas.microsoft.com/office/drawing/2016/5/12/chartex" xmlns:cx7="http://schemas.microsoft.com/office/drawing/2016/5/13/chartex" xmlns:cx8="http://schemas.microsoft.com/office/drawing/2016/5/14/chartex" xmlns:mc="http://schemas.openxmlformats.org/markup-compatibility/2006" xmlns:aink="http://schemas.microsoft.com/office/drawing/2016/ink" xmlns:am3d="http://schemas.microsoft.com/office/drawing/2017/model3d" xmlns:o="urn:schemas-microsoft-com:office:office" xmlns:oel="http://schemas.microsoft.com/office/2019/extlst" xmlns:r="http://schemas.openxmlformats.org/officeDocument/2006/relationships" xmlns:m="http://schemas.openxmlformats.org/officeDocument/2006/math" xmlns:v="urn:schemas-microsoft-com:vml" xmlns:wp14="http://schemas.microsoft.com/office/word/2010/wordprocessingDrawing" xmlns:wp="http://schemas.openxmlformats.org/drawingml/2006/wordprocessingDrawing" xmlns:w10="urn:schemas-microsoft-com:office:word" xmlns:w="http://schemas.openxmlformats.org/wordprocessingml/2006/main" xmlns:w14="http://schemas.microsoft.com/office/word/2010/wordml" xmlns:w15="http://schemas.microsoft.com/office/word/2012/wordml" xmlns:w16cex="http://schemas.microsoft.com/office/word/2018/wordml/cex" xmlns:w16cid="http://schemas.microsoft.com/office/word/2016/wordml/cid" xmlns:w16="http://schemas.microsoft.com/office/word/2018/wordml" xmlns:w16sdtdh="http://schemas.microsoft.com/office/word/2020/wordml/sdtdatahash" xmlns:w16se="http://schemas.microsoft.com/office/word/2015/wordml/symex" xmlns:wpg="http://schemas.microsoft.com/office/word/2010/wordprocessingGroup" xmlns:wpi="http://schemas.microsoft.com/office/word/2010/wordprocessingInk" xmlns:wne="http://schemas.microsoft.com/office/word/2006/wordml" xmlns:wps="http://schemas.microsoft.com/office/word/2010/wordprocessingShape" mc:Ignorable="w14 w15 w16se w16cid w16 w16cex w16sdtdh wp14">
+<w:numbering xmlns:wpc="http://schemas.microsoft.com/office/word/2010/wordprocessingCanvas" xmlns:cx="http://schemas.microsoft.com/office/drawing/2014/chartex" xmlns:cx1="http://schemas.microsoft.com/office/drawing/2015/9/8/chartex" xmlns:cx2="http://schemas.microsoft.com/office/drawing/2015/10/21/chartex" xmlns:cx3="http://schemas.microsoft.com/office/drawing/2016/5/9/chartex" xmlns:cx4="http://schemas.microsoft.com/office/drawing/2016/5/10/chartex" xmlns:cx5="http://schemas.microsoft.com/office/drawing/2016/5/11/chartex" xmlns:cx6="http://schemas.microsoft.com/office/drawing/2016/5/12/chartex" xmlns:cx7="http://schemas.microsoft.com/office/drawing/2016/5/13/chartex" xmlns:cx8="http://schemas.microsoft.com/office/drawing/2016/5/14/chartex" xmlns:mc="http://schemas.openxmlformats.org/markup-compatibility/2006" xmlns:aink="http://schemas.microsoft.com/office/drawing/2016/ink" xmlns:am3d="http://schemas.microsoft.com/office/drawing/2017/model3d" xmlns:o="urn:schemas-microsoft-com:office:office" xmlns:oel="http://schemas.microsoft.com/office/2019/extlst" xmlns:r="http://schemas.openxmlformats.org/officeDocument/2006/relationships" xmlns:m="http://schemas.openxmlformats.org/officeDocument/2006/math" xmlns:v="urn:schemas-microsoft-com:vml" xmlns:wp14="http://schemas.microsoft.com/office/word/2010/wordprocessingDrawing" xmlns:wp="http://schemas.openxmlformats.org/drawingml/2006/wordprocessingDrawing" xmlns:w10="urn:schemas-microsoft-com:office:word" xmlns:w="http://schemas.openxmlformats.org/wordprocessingml/2006/main" xmlns:w14="http://schemas.microsoft.com/office/word/2010/wordml" xmlns:w15="http://schemas.microsoft.com/office/word/2012/wordml" xmlns:w16cex="http://schemas.microsoft.com/office/word/2018/wordml/cex" xmlns:w16cid="http://schemas.microsoft.com/office/word/2016/wordml/cid" xmlns:w16="http://schemas.microsoft.com/office/word/2018/wordml" xmlns:w16du="http://schemas.microsoft.com/office/word/2023/wordml/word16du" xmlns:w16sdtdh="http://schemas.microsoft.com/office/word/2020/wordml/sdtdatahash" xmlns:w16sdtfl="http://schemas.microsoft.com/office/word/2024/wordml/sdtformatlock" xmlns:w16se="http://schemas.microsoft.com/office/word/2015/wordml/symex" xmlns:wpg="http://schemas.microsoft.com/office/word/2010/wordprocessingGroup" xmlns:wpi="http://schemas.microsoft.com/office/word/2010/wordprocessingInk" xmlns:wne="http://schemas.microsoft.com/office/word/2006/wordml" xmlns:wps="http://schemas.microsoft.com/office/word/2010/wordprocessingShape" mc:Ignorable="w14 w15 w16se w16cid w16 w16cex w16sdtdh w16sdtfl w16du wp14">
   <w:abstractNum w:abstractNumId="0" w15:restartNumberingAfterBreak="0">
     <w:nsid w:val="FFFFFF7C"/>
     <w:multiLevelType w:val="singleLevel"/>
@@ -836,7 +853,7 @@
 </file>
 
 <file path=word/styles.xml><?xml version="1.0" encoding="utf-8"?>
-<w:styles xmlns:mc="http://schemas.openxmlformats.org/markup-compatibility/2006" xmlns:r="http://schemas.openxmlformats.org/officeDocument/2006/relationships" xmlns:w="http://schemas.openxmlformats.org/wordprocessingml/2006/main" xmlns:w14="http://schemas.microsoft.com/office/word/2010/wordml" xmlns:w15="http://schemas.microsoft.com/office/word/2012/wordml" xmlns:w16cex="http://schemas.microsoft.com/office/word/2018/wordml/cex" xmlns:w16cid="http://schemas.microsoft.com/office/word/2016/wordml/cid" xmlns:w16="http://schemas.microsoft.com/office/word/2018/wordml" xmlns:w16sdtdh="http://schemas.microsoft.com/office/word/2020/wordml/sdtdatahash" xmlns:w16se="http://schemas.microsoft.com/office/word/2015/wordml/symex" mc:Ignorable="w14 w15 w16se w16cid w16 w16cex w16sdtdh">
+<w:styles xmlns:mc="http://schemas.openxmlformats.org/markup-compatibility/2006" xmlns:r="http://schemas.openxmlformats.org/officeDocument/2006/relationships" xmlns:w="http://schemas.openxmlformats.org/wordprocessingml/2006/main" xmlns:w14="http://schemas.microsoft.com/office/word/2010/wordml" xmlns:w15="http://schemas.microsoft.com/office/word/2012/wordml" xmlns:w16cex="http://schemas.microsoft.com/office/word/2018/wordml/cex" xmlns:w16cid="http://schemas.microsoft.com/office/word/2016/wordml/cid" xmlns:w16="http://schemas.microsoft.com/office/word/2018/wordml" xmlns:w16du="http://schemas.microsoft.com/office/word/2023/wordml/word16du" xmlns:w16sdtdh="http://schemas.microsoft.com/office/word/2020/wordml/sdtdatahash" xmlns:w16sdtfl="http://schemas.microsoft.com/office/word/2024/wordml/sdtformatlock" xmlns:w16se="http://schemas.microsoft.com/office/word/2015/wordml/symex" mc:Ignorable="w14 w15 w16se w16cid w16 w16cex w16sdtdh w16sdtfl w16du">
   <w:docDefaults>
     <w:rPrDefault>
       <w:rPr>
@@ -1594,7 +1611,7 @@
     <w:link w:val="TitleChar"/>
     <w:uiPriority w:val="10"/>
     <w:qFormat/>
-    <w:rsid w:val="007106C8"/>
+    <w:rsid w:val="00E854FA"/>
     <w:pPr>
       <w:spacing w:after="300" w:line="240" w:lineRule="auto"/>
       <w:contextualSpacing/>
@@ -1604,7 +1621,7 @@
       <w:rFonts w:eastAsiaTheme="majorEastAsia" w:cstheme="majorBidi"/>
       <w:spacing w:val="5"/>
       <w:kern w:val="28"/>
-      <w:sz w:val="52"/>
+      <w:sz w:val="40"/>
       <w:szCs w:val="52"/>
       <w:lang w:val="sv-SE" w:eastAsia="en-US" w:bidi="ar-SA"/>
     </w:rPr>
@@ -1614,12 +1631,12 @@
     <w:basedOn w:val="DefaultParagraphFont"/>
     <w:link w:val="Title"/>
     <w:uiPriority w:val="10"/>
-    <w:rsid w:val="007106C8"/>
+    <w:rsid w:val="00E854FA"/>
     <w:rPr>
       <w:rFonts w:ascii="Times New Roman" w:eastAsiaTheme="majorEastAsia" w:hAnsi="Times New Roman" w:cstheme="majorBidi"/>
       <w:spacing w:val="5"/>
       <w:kern w:val="28"/>
-      <w:sz w:val="52"/>
+      <w:sz w:val="40"/>
       <w:szCs w:val="52"/>
       <w:lang w:val="sv-SE" w:eastAsia="en-US" w:bidi="ar-SA"/>
     </w:rPr>

--- a/tillsyn/A 8205-2026 tillsynsbegäran.docx
+++ b/tillsyn/A 8205-2026 tillsynsbegäran.docx
@@ -637,7 +637,7 @@
     <w:r>
       <w:tab/>
       <w:tab/>
-      <w:t>2026-06-18</w:t>
+      <w:t>2026-06-19</w:t>
       <w:br/>
       <w:br/>
     </w:r>

--- a/tillsyn/A 8205-2026 tillsynsbegäran.docx
+++ b/tillsyn/A 8205-2026 tillsynsbegäran.docx
@@ -637,7 +637,7 @@
     <w:r>
       <w:tab/>
       <w:tab/>
-      <w:t>2026-06-19</w:t>
+      <w:t>2026-06-20</w:t>
       <w:br/>
       <w:br/>
     </w:r>

--- a/tillsyn/A 8205-2026 tillsynsbegäran.docx
+++ b/tillsyn/A 8205-2026 tillsynsbegäran.docx
@@ -12,10 +12,7 @@
     </w:p>
     <w:p>
       <w:r>
-        <w:t>Detta dokument behandlar höga naturvärden i avverkningsanmälan A 8205-2026 i Piteå kommun som inkom 2026-02-11 och omfattar 7,4 ha.</w:t>
-      </w:r>
-      <w:r>
-        <w:t xml:space="preserve"> I Figur 1 visas fyndplatser för naturvårdsarter i området, som finns registrerade på Artportalen.</w:t>
+        <w:t>Denna tillsynsbegäran behandlar höga naturvärden i avverkningsanmälan A 8205-2026 i Piteå kommun som inkom 2026-02-11 och omfattar 7,4 ha.</w:t>
       </w:r>
     </w:p>
     <w:p>
@@ -63,7 +60,20 @@
         <w:spacing w:after="240"/>
       </w:pPr>
       <w:r>
-        <w:t>Figur 1. Fyndplatser för naturvårdsarter i och inom 2 meter från avverkningsanmälan (röd linje). Inom parentes anges rödlistekategorier, S för signalarter, Tför typiska arter och fridlysningsparagrafer i artskyddsförordningen.Markörer utan svart kant är placerade på fyndplatsen. Markörer med svart kant är placerade vid sidan av fyndplatsen och har ett svart streck som visar fyndplatsens exakta position. Kartans mittpunktskoordinat är N 7249181, E 787455 i SWEREF 99 TM.</w:t>
+        <w:t>Figur 1. Fyndplatser för naturvårdsarter i och inom 2 meter från avverkningsanmälan. Markörer utan svart kant är placerade på fyndplatsen. Markörer med svart kant är placerade vid sidan av fyndplatsen har ett svart streck som visar fyndplatsens exakta position. Kartans mittpunktskoordinat är N 7249181, E 787455 i SWEREF 99 TM.</w:t>
+      </w:r>
+    </w:p>
+    <w:p>
+      <w:r>
+        <w:t>I och inom 2 meter från avverkningsanmälan finns fynd av 5 naturvårdsarter, varav 3 är rödlistade, 4 är fridlysta och 3 är typiska (T): garnlav (VU, T), rödvingetrast (NT, §4), tretåig hackspett (NT, T, §4), tjäder (T, §4) och svartvit flugsnappare (§4). Se Figur 1.</w:t>
+      </w:r>
+    </w:p>
+    <w:p>
+      <w:pPr>
+        <w:pStyle w:val="Heading1"/>
+      </w:pPr>
+      <w:r>
+        <w:t>Tillsynsbegäran</w:t>
       </w:r>
     </w:p>
     <w:p>
@@ -77,53 +87,16 @@
       </w:r>
     </w:p>
     <w:p>
-      <w:r>
-        <w:t>Nedan beskrivs fynd av naturvårdsarter och fridlysta arter som gjorts i det avverkningsanmälda området. I BILAGA 1 finns artfakta om fridlysta arter.</w:t>
-      </w:r>
-    </w:p>
-    <w:p>
       <w:pPr>
         <w:pStyle w:val="Heading1"/>
       </w:pPr>
       <w:r>
-        <w:t>Naturvårdsarter</w:t>
+        <w:t>Naturvårdsarter och fridlysta arter</w:t>
       </w:r>
     </w:p>
     <w:p>
       <w:r>
-        <w:t>I och inom 2 meter från avverkningsanmälan har följande 5 naturvårdsarter hittats: garnlav (VU, T), rödvingetrast (NT, §4), tretåig hackspett (NT, T, §4), tjäder (T, §4) och svartvit flugsnappare (§4). Av dessa är 3 rödlistade. För rödlistade arter har rödlistekategorin angivits inom parentes. Typiska arter inom Natura 2000 som är kopplade till skogsekosystem har markerats med (T). För fridlysta arter anges även paragrafen i Artskyddsförordningen som arten är fridlyst enligt.</w:t>
-      </w:r>
-    </w:p>
-    <w:p>
-      <w:r>
-        <w:t>De påträffade naturvårdsarterna är ett tydligt kvitto på att det rör sig om en skog med höga naturvärden.</w:t>
-      </w:r>
-    </w:p>
-    <w:p>
-      <w:pPr>
-        <w:pStyle w:val="Heading2"/>
-      </w:pPr>
-      <w:r>
-        <w:t>Fridlysta arter</w:t>
-      </w:r>
-    </w:p>
-    <w:p>
-      <w:r>
-        <w:t>Följande fridlysta arter har sina livsmiljöer och växtplatser i den avverkningsanmälda skogen: rödvingetrast (NT, §4), tretåig hackspett (NT, T, §4), tjäder (T, §4) och svartvit flugsnappare (§4).</w:t>
-      </w:r>
-    </w:p>
-    <w:p>
-      <w:r>
-        <w:t xml:space="preserve">Observera att medlemsländerna är skyldiga att agera i enlighet med EU:s fågeldirektiv där det uttryckligen står att direktivet gäller för fåglar samt för deras ägg, bon och </w:t>
-      </w:r>
-      <w:r>
-        <w:rPr>
-          <w:b/>
-        </w:rPr>
-        <w:t xml:space="preserve">livsmiljöer </w:t>
-      </w:r>
-      <w:r>
-        <w:t>(artikel 1). Vidare att de åtgärder som vidtas inte får leda till en försämring av den nuvarande situationen beträffande bevarandet av de fågelarter som avses i artikel 1 (artikel 13). Fågeldirektivet är styrande för tillsynsansvariga myndigheters ärendehantering, ställningstaganden och beslutsfattande.</w:t>
+        <w:t>Nedan följer beskrivningar av de naturvårdsarter och fridlysta arter som har sina livsmiljöer och växtplatser i den avverkningsanmälda skogen. Se även ytterligare artfakta i BILAGA 1. De påträffade naturvårdsarterna är ett tydligt kvitto på att det rör sig om en skog med höga naturvärden.</w:t>
       </w:r>
     </w:p>
     <w:p>
@@ -131,10 +104,10 @@
         <w:rPr>
           <w:b/>
         </w:rPr>
-        <w:t>Tjäder (§4)</w:t>
+        <w:t>Garnlav (VU)</w:t>
       </w:r>
       <w:r>
-        <w:t xml:space="preserve"> omfattas av bilaga 1 och 2 EU:s fågeldirektiv och är typisk art för </w:t>
+        <w:t xml:space="preserve"> är en utpräglad barrskogsart som ibland kan drapera träden i norrländska grannaturskogar med hög luftfuktighet. Den förekommer även i talldominerade bestånd där den, förutom i trädens grenverk, påträffas hängande över ojämnheter i tallbarken. Arten har minskat starkt i södra och mellersta Sverige och den minskar även i sitt nordliga utbredningsområde. Minskningstakten uppgår till 30 (20–50) % inom 50 år och överstiger gränsvärdet för Sårbar (VU). Orsaken till tillbakagången beror främst på slutavverkningar av naturskogsartade skogar. Bestånd med riklig förekomst bör regelmässigt sparas, vilket även gynnar flera andra sällsynta och rödlistade arter. Garnlav är värdväxt för den mycket sällsynta och akut hotade fjärilen barrskogslavfly (CR) som hör hemma i boreala barrskogar med riklig förekomst av värdväxten. Tidigare kunde arten konstateras årligen på flera platser vid Dala-Floda i Dalarna innan lokalerna kalavverkades. Senaste fyndet i landet av barrskogslavfly är från år 2000 då den påträffades vid Högberget i Sollefteå kommun. Garnlav är typisk art för </w:t>
       </w:r>
       <w:r>
         <w:rPr>
@@ -143,16 +116,16 @@
         <w:t xml:space="preserve">9010 Taiga </w:t>
       </w:r>
       <w:r>
-        <w:t xml:space="preserve">och </w:t>
+        <w:t>och</w:t>
       </w:r>
       <w:r>
         <w:rPr>
           <w:i/>
         </w:rPr>
-        <w:t>9740 Skogsbevuxen myr</w:t>
+        <w:t xml:space="preserve"> 9070 Trädklädd betesmark</w:t>
       </w:r>
       <w:r>
-        <w:t>. Tjädern är en utpräglad skogsfågel knuten till större sammanhängande barrskogsområden. Tupparna och hönorna utnyttjar till viss del olika miljöer, och habitatvalet varierar dessutom mellan olika delar av året. För att det ska finnas livskraftiga tjäderbestånd krävs funktionella skogslandskap med en blandning av uppvuxen, gles och luckig skog, täta sumpskogar, myrar och andra små våtmarker. Arten försvinner när skogen fragmenteras och den sammanlagda arealen hyggen och andra öppna områden blir för stor. Ett småskaligt och försiktigt virkesuttag genom hyggesfria metoder kan i vissa fall vara möjligt i området inom 200 m från lekcentrum. Längre ut från lekcentrum, inom 200–500 m bör den avverkade ytan inte överskrida 1 hektar för att undvika alltför stora och snabba förändringar (Skogsstyrelsen, 2019; SLU Artdatabanken, 2024).</w:t>
+        <w:t xml:space="preserve"> (SLU Artdatabanken, 2026).</w:t>
       </w:r>
     </w:p>
     <w:p>
@@ -186,70 +159,13 @@
     </w:p>
     <w:p>
       <w:r>
-        <w:t>I BILAGA 1 finns mer detaljerad information om ekologi samt krav på livsmiljö hos fridlysta arter.</w:t>
-      </w:r>
-    </w:p>
-    <w:p>
-      <w:pPr>
-        <w:pStyle w:val="Heading2"/>
-      </w:pPr>
-      <w:r>
-        <w:t>Övriga naturvårdsarter</w:t>
-      </w:r>
-    </w:p>
-    <w:p>
-      <w:r>
         <w:rPr>
           <w:b/>
         </w:rPr>
-        <w:t>Garnlav (VU)</w:t>
+        <w:t>Tjäder (§4)</w:t>
       </w:r>
       <w:r>
-        <w:t xml:space="preserve"> är en utpräglad barrskogsart som ibland kan drapera träden i norrländska grannaturskogar med hög luftfuktighet. Den förekommer även i talldominerade bestånd där den, förutom i trädens grenverk, påträffas hängande över ojämnheter i tallbarken. Arten har minskat starkt i södra och mellersta Sverige och den minskar även i sitt nordliga utbredningsområde. Minskningstakten uppgår till 30 (20–50) % inom 50 år och överstiger gränsvärdet för Sårbar (VU). Orsaken till tillbakagången beror främst på slutavverkningar av naturskogsartade skogar. Bestånd med riklig förekomst bör regelmässigt sparas, vilket även gynnar flera andra sällsynta och rödlistade arter. Garnlav är värdväxt för den mycket sällsynta och akut hotade fjärilen barrskogslavfly (CR) som hör hemma i boreala barrskogar med riklig förekomst av värdväxten. Tidigare kunde arten konstateras årligen på flera platser vid Dala-Floda i Dalarna innan lokalerna kalavverkades. Senaste fyndet i landet av barrskogslavfly är från år 2000 då den påträffades vid Högberget i Sollefteå kommun. Garnlav är typisk art för </w:t>
-      </w:r>
-      <w:r>
-        <w:rPr>
-          <w:i/>
-        </w:rPr>
-        <w:t xml:space="preserve">9010 Taiga </w:t>
-      </w:r>
-      <w:r>
-        <w:t>och</w:t>
-      </w:r>
-      <w:r>
-        <w:rPr>
-          <w:i/>
-        </w:rPr>
-        <w:t xml:space="preserve"> 9070 Trädklädd betesmark</w:t>
-      </w:r>
-      <w:r>
-        <w:t xml:space="preserve"> (SLU Artdatabanken, 2026).</w:t>
-      </w:r>
-    </w:p>
-    <w:p>
-      <w:r>
-        <w:br w:type="page"/>
-      </w:r>
-    </w:p>
-    <w:p>
-      <w:pPr>
-        <w:pStyle w:val="Title"/>
-      </w:pPr>
-      <w:r>
-        <w:t>BILAGA 1 – Fridlysta arter</w:t>
-      </w:r>
-    </w:p>
-    <w:p>
-      <w:pPr>
-        <w:pStyle w:val="Heading1"/>
-      </w:pPr>
-      <w:r>
-        <w:t>Tjäder – ekologi samt krav på livsmiljön</w:t>
-      </w:r>
-    </w:p>
-    <w:p>
-      <w:r>
-        <w:t xml:space="preserve">Tjäder (§4) omfattas av bilaga 1 och 2 EU:s fågeldirektiv och är typisk art för </w:t>
+        <w:t xml:space="preserve"> omfattas av bilaga 1 och 2 EU:s fågeldirektiv och är typisk art för </w:t>
       </w:r>
       <w:r>
         <w:rPr>
@@ -267,45 +183,42 @@
         <w:t>9740 Skogsbevuxen myr</w:t>
       </w:r>
       <w:r>
-        <w:t>. Tjädern är en utpräglad skogsfågel knuten till större sammanhängande barrskogsområden. Tupparna och hönorna utnyttjar till viss del olika miljöer, och habitatvalet varierar dessutom mellan olika delar av året. För att det ska finnas livskraftiga tjäderbestånd krävs funktionella skogslandskap med en blandning av uppvuxen, gles och luckig skog, täta sumpskogar, myrar och andra små våtmarker (Skogsstyrelsen, 2019; SLU Artdatabanken 2024).</w:t>
+        <w:t>. Tjädern är en utpräglad skogsfågel knuten till större sammanhängande barrskogsområden. Tupparna och hönorna utnyttjar till viss del olika miljöer, och habitatvalet varierar dessutom mellan olika delar av året. För att det ska finnas livskraftiga tjäderbestånd krävs funktionella skogslandskap med en blandning av uppvuxen, gles och luckig skog, täta sumpskogar, myrar och andra små våtmarker. Arten försvinner när skogen fragmenteras och den sammanlagda arealen hyggen och andra öppna områden blir för stor. Ett småskaligt och försiktigt virkesuttag genom hyggesfria metoder kan i vissa fall vara möjligt i området inom 200 m från lekcentrum. Längre ut från lekcentrum, inom 200–500 m bör den avverkade ytan inte överskrida 1 hektar för att undvika alltför stora och snabba förändringar (Skogsstyrelsen, 2019; SLU Artdatabanken, 2024).</w:t>
+      </w:r>
+    </w:p>
+    <w:p>
+      <w:pPr>
+        <w:pStyle w:val="Heading1"/>
+      </w:pPr>
+      <w:r>
+        <w:t>EU:s fågeldirektiv</w:t>
       </w:r>
     </w:p>
     <w:p>
       <w:r>
-        <w:t>Arten försvinner när skogen fragmenteras och den sammanlagda arealen hyggen och andra öppna områden blir för stor. Ett småskaligt och försiktigt virkesuttag genom hyggesfria metoder kan i vissa fall vara möjligt i området inom 200 m från lekcentrum. Längre ut från lekcentrum, inom 200–500 m bör den avverkade ytan inte överskrida 1 hektar för att undvika alltför stora och snabba förändringar (Skogsstyrelsen, 2019).</w:t>
+        <w:t xml:space="preserve">Europeiska unionens medlemsländer är skyldiga att agera i enlighet med EU:s fågeldirektiv där det uttryckligen står att direktivet gäller för fåglar samt för deras ägg, bon och </w:t>
+      </w:r>
+      <w:r>
+        <w:rPr>
+          <w:b/>
+        </w:rPr>
+        <w:t xml:space="preserve">livsmiljöer </w:t>
+      </w:r>
+      <w:r>
+        <w:t>(artikel 1). Vidare att de åtgärder som vidtas inte får leda till en försämring av den nuvarande situationen beträffande bevarandet av de fågelarter som avses i artikel 1 (artikel 13). Fågeldirektivet är styrande för tillsynsansvariga myndigheters ärendehantering, ställningstaganden och beslutsfattande.</w:t>
+      </w:r>
+    </w:p>
+    <w:p>
+      <w:r>
+        <w:br w:type="page"/>
       </w:r>
     </w:p>
     <w:p>
       <w:pPr>
-        <w:pStyle w:val="Heading2"/>
+        <w:pStyle w:val="Title"/>
       </w:pPr>
       <w:r>
-        <w:t>Referenser – tjäder</w:t>
-      </w:r>
-    </w:p>
-    <w:p>
-      <w:r>
-        <w:t xml:space="preserve">Skogsstyrelsen, 2019. </w:t>
-      </w:r>
-      <w:r>
-        <w:rPr>
-          <w:i/>
-        </w:rPr>
-        <w:t>Vägledning för hänsyn till fåglar – tjäder.</w:t>
-      </w:r>
-    </w:p>
-    <w:p>
-      <w:r>
-        <w:t xml:space="preserve">SLU Artdatabanken, 2024. </w:t>
-      </w:r>
-      <w:r>
-        <w:rPr>
-          <w:i/>
-        </w:rPr>
-        <w:t xml:space="preserve">Artfaktablad. Naturvård – artfakta. </w:t>
-      </w:r>
-      <w:r>
-        <w:t>SLU Artdatabanken, Uppsala</w:t>
+        <w:t>BILAGA 1 – Fridlysta arter</w:t>
       </w:r>
     </w:p>
     <w:p>
@@ -509,6 +422,75 @@
         <w:t>Acta Ornithologica 40(1): 53–60.</w:t>
       </w:r>
     </w:p>
+    <w:p>
+      <w:pPr>
+        <w:pStyle w:val="Heading1"/>
+      </w:pPr>
+      <w:r>
+        <w:t>Tjäder – ekologi samt krav på livsmiljön</w:t>
+      </w:r>
+    </w:p>
+    <w:p>
+      <w:r>
+        <w:t xml:space="preserve">Tjäder (§4) omfattas av bilaga 1 och 2 EU:s fågeldirektiv och är typisk art för </w:t>
+      </w:r>
+      <w:r>
+        <w:rPr>
+          <w:i/>
+        </w:rPr>
+        <w:t xml:space="preserve">9010 Taiga </w:t>
+      </w:r>
+      <w:r>
+        <w:t xml:space="preserve">och </w:t>
+      </w:r>
+      <w:r>
+        <w:rPr>
+          <w:i/>
+        </w:rPr>
+        <w:t>9740 Skogsbevuxen myr</w:t>
+      </w:r>
+      <w:r>
+        <w:t>. Tjädern är en utpräglad skogsfågel knuten till större sammanhängande barrskogsområden. Tupparna och hönorna utnyttjar till viss del olika miljöer, och habitatvalet varierar dessutom mellan olika delar av året. För att det ska finnas livskraftiga tjäderbestånd krävs funktionella skogslandskap med en blandning av uppvuxen, gles och luckig skog, täta sumpskogar, myrar och andra små våtmarker (Skogsstyrelsen, 2019; SLU Artdatabanken 2024).</w:t>
+      </w:r>
+    </w:p>
+    <w:p>
+      <w:r>
+        <w:t>Arten försvinner när skogen fragmenteras och den sammanlagda arealen hyggen och andra öppna områden blir för stor. Ett småskaligt och försiktigt virkesuttag genom hyggesfria metoder kan i vissa fall vara möjligt i området inom 200 m från lekcentrum. Längre ut från lekcentrum, inom 200–500 m bör den avverkade ytan inte överskrida 1 hektar för att undvika alltför stora och snabba förändringar (Skogsstyrelsen, 2019).</w:t>
+      </w:r>
+    </w:p>
+    <w:p>
+      <w:pPr>
+        <w:pStyle w:val="Heading2"/>
+      </w:pPr>
+      <w:r>
+        <w:t>Referenser – tjäder</w:t>
+      </w:r>
+    </w:p>
+    <w:p>
+      <w:r>
+        <w:t xml:space="preserve">Skogsstyrelsen, 2019. </w:t>
+      </w:r>
+      <w:r>
+        <w:rPr>
+          <w:i/>
+        </w:rPr>
+        <w:t>Vägledning för hänsyn till fåglar – tjäder.</w:t>
+      </w:r>
+    </w:p>
+    <w:p>
+      <w:r>
+        <w:t xml:space="preserve">SLU Artdatabanken, 2024. </w:t>
+      </w:r>
+      <w:r>
+        <w:rPr>
+          <w:i/>
+        </w:rPr>
+        <w:t xml:space="preserve">Artfaktablad. Naturvård – artfakta. </w:t>
+      </w:r>
+      <w:r>
+        <w:t>SLU Artdatabanken, Uppsala</w:t>
+      </w:r>
+    </w:p>
     <w:sectPr>
       <w:headerReference w:type="even" r:id="rId8"/>
       <w:headerReference w:type="default" r:id="rId9"/>
@@ -637,7 +619,7 @@
     <w:r>
       <w:tab/>
       <w:tab/>
-      <w:t>2026-06-20</w:t>
+      <w:t>2026-06-21</w:t>
       <w:br/>
       <w:br/>
     </w:r>

--- a/tillsyn/A 8205-2026 tillsynsbegäran.docx
+++ b/tillsyn/A 8205-2026 tillsynsbegäran.docx
@@ -619,7 +619,7 @@
     <w:r>
       <w:tab/>
       <w:tab/>
-      <w:t>2026-06-21</w:t>
+      <w:t>2026-06-22</w:t>
       <w:br/>
       <w:br/>
     </w:r>

--- a/tillsyn/A 8205-2026 tillsynsbegäran.docx
+++ b/tillsyn/A 8205-2026 tillsynsbegäran.docx
@@ -619,7 +619,7 @@
     <w:r>
       <w:tab/>
       <w:tab/>
-      <w:t>2026-06-22</w:t>
+      <w:t>2026-06-23</w:t>
       <w:br/>
       <w:br/>
     </w:r>

--- a/tillsyn/A 8205-2026 tillsynsbegäran.docx
+++ b/tillsyn/A 8205-2026 tillsynsbegäran.docx
@@ -619,7 +619,7 @@
     <w:r>
       <w:tab/>
       <w:tab/>
-      <w:t>2026-06-23</w:t>
+      <w:t>2026-06-24</w:t>
       <w:br/>
       <w:br/>
     </w:r>

--- a/tillsyn/A 8205-2026 tillsynsbegäran.docx
+++ b/tillsyn/A 8205-2026 tillsynsbegäran.docx
@@ -619,7 +619,7 @@
     <w:r>
       <w:tab/>
       <w:tab/>
-      <w:t>2026-06-24</w:t>
+      <w:t>2026-06-25</w:t>
       <w:br/>
       <w:br/>
     </w:r>

--- a/tillsyn/A 8205-2026 tillsynsbegäran.docx
+++ b/tillsyn/A 8205-2026 tillsynsbegäran.docx
@@ -619,7 +619,7 @@
     <w:r>
       <w:tab/>
       <w:tab/>
-      <w:t>2026-06-25</w:t>
+      <w:t>2026-06-26</w:t>
       <w:br/>
       <w:br/>
     </w:r>

--- a/tillsyn/A 8205-2026 tillsynsbegäran.docx
+++ b/tillsyn/A 8205-2026 tillsynsbegäran.docx
@@ -619,7 +619,7 @@
     <w:r>
       <w:tab/>
       <w:tab/>
-      <w:t>2026-06-26</w:t>
+      <w:t>2026-06-27</w:t>
       <w:br/>
       <w:br/>
     </w:r>

--- a/tillsyn/A 8205-2026 tillsynsbegäran.docx
+++ b/tillsyn/A 8205-2026 tillsynsbegäran.docx
@@ -619,7 +619,7 @@
     <w:r>
       <w:tab/>
       <w:tab/>
-      <w:t>2026-06-27</w:t>
+      <w:t>2026-06-28</w:t>
       <w:br/>
       <w:br/>
     </w:r>

--- a/tillsyn/A 8205-2026 tillsynsbegäran.docx
+++ b/tillsyn/A 8205-2026 tillsynsbegäran.docx
@@ -619,7 +619,7 @@
     <w:r>
       <w:tab/>
       <w:tab/>
-      <w:t>2026-06-28</w:t>
+      <w:t>2026-06-29</w:t>
       <w:br/>
       <w:br/>
     </w:r>

--- a/tillsyn/A 8205-2026 tillsynsbegäran.docx
+++ b/tillsyn/A 8205-2026 tillsynsbegäran.docx
@@ -619,7 +619,7 @@
     <w:r>
       <w:tab/>
       <w:tab/>
-      <w:t>2026-06-29</w:t>
+      <w:t>2026-06-30</w:t>
       <w:br/>
       <w:br/>
     </w:r>

--- a/tillsyn/A 8205-2026 tillsynsbegäran.docx
+++ b/tillsyn/A 8205-2026 tillsynsbegäran.docx
@@ -619,7 +619,7 @@
     <w:r>
       <w:tab/>
       <w:tab/>
-      <w:t>2026-06-30</w:t>
+      <w:t>2026-07-01</w:t>
       <w:br/>
       <w:br/>
     </w:r>

--- a/tillsyn/A 8205-2026 tillsynsbegäran.docx
+++ b/tillsyn/A 8205-2026 tillsynsbegäran.docx
@@ -619,7 +619,7 @@
     <w:r>
       <w:tab/>
       <w:tab/>
-      <w:t>2026-07-01</w:t>
+      <w:t>2026-07-02</w:t>
       <w:br/>
       <w:br/>
     </w:r>

--- a/tillsyn/A 8205-2026 tillsynsbegäran.docx
+++ b/tillsyn/A 8205-2026 tillsynsbegäran.docx
@@ -619,7 +619,7 @@
     <w:r>
       <w:tab/>
       <w:tab/>
-      <w:t>2026-07-13</w:t>
+      <w:t>2026-07-14</w:t>
       <w:br/>
       <w:br/>
     </w:r>

--- a/tillsyn/A 8205-2026 tillsynsbegäran.docx
+++ b/tillsyn/A 8205-2026 tillsynsbegäran.docx
@@ -619,7 +619,7 @@
     <w:r>
       <w:tab/>
       <w:tab/>
-      <w:t>2026-07-14</w:t>
+      <w:t>2026-07-15</w:t>
       <w:br/>
       <w:br/>
     </w:r>

--- a/tillsyn/A 8205-2026 tillsynsbegäran.docx
+++ b/tillsyn/A 8205-2026 tillsynsbegäran.docx
@@ -619,7 +619,7 @@
     <w:r>
       <w:tab/>
       <w:tab/>
-      <w:t>2026-07-15</w:t>
+      <w:t>2026-07-16</w:t>
       <w:br/>
       <w:br/>
     </w:r>

--- a/tillsyn/A 8205-2026 tillsynsbegäran.docx
+++ b/tillsyn/A 8205-2026 tillsynsbegäran.docx
@@ -619,7 +619,7 @@
     <w:r>
       <w:tab/>
       <w:tab/>
-      <w:t>2026-07-16</w:t>
+      <w:t>2026-07-17</w:t>
       <w:br/>
       <w:br/>
     </w:r>

--- a/tillsyn/A 8205-2026 tillsynsbegäran.docx
+++ b/tillsyn/A 8205-2026 tillsynsbegäran.docx
@@ -619,7 +619,7 @@
     <w:r>
       <w:tab/>
       <w:tab/>
-      <w:t>2026-07-17</w:t>
+      <w:t>2026-07-18</w:t>
       <w:br/>
       <w:br/>
     </w:r>

--- a/tillsyn/A 8205-2026 tillsynsbegäran.docx
+++ b/tillsyn/A 8205-2026 tillsynsbegäran.docx
@@ -619,7 +619,7 @@
     <w:r>
       <w:tab/>
       <w:tab/>
-      <w:t>2026-07-18</w:t>
+      <w:t>2026-07-19</w:t>
       <w:br/>
       <w:br/>
     </w:r>

--- a/tillsyn/A 8205-2026 tillsynsbegäran.docx
+++ b/tillsyn/A 8205-2026 tillsynsbegäran.docx
@@ -619,7 +619,7 @@
     <w:r>
       <w:tab/>
       <w:tab/>
-      <w:t>2026-07-19</w:t>
+      <w:t>2026-07-20</w:t>
       <w:br/>
       <w:br/>
     </w:r>

--- a/tillsyn/A 8205-2026 tillsynsbegäran.docx
+++ b/tillsyn/A 8205-2026 tillsynsbegäran.docx
@@ -619,7 +619,7 @@
     <w:r>
       <w:tab/>
       <w:tab/>
-      <w:t>2026-07-20</w:t>
+      <w:t>2026-07-21</w:t>
       <w:br/>
       <w:br/>
     </w:r>

--- a/tillsyn/A 8205-2026 tillsynsbegäran.docx
+++ b/tillsyn/A 8205-2026 tillsynsbegäran.docx
@@ -619,7 +619,7 @@
     <w:r>
       <w:tab/>
       <w:tab/>
-      <w:t>2026-07-21</w:t>
+      <w:t>2026-07-22</w:t>
       <w:br/>
       <w:br/>
     </w:r>

--- a/tillsyn/A 8205-2026 tillsynsbegäran.docx
+++ b/tillsyn/A 8205-2026 tillsynsbegäran.docx
@@ -619,7 +619,7 @@
     <w:r>
       <w:tab/>
       <w:tab/>
-      <w:t>2026-07-22</w:t>
+      <w:t>2026-07-23</w:t>
       <w:br/>
       <w:br/>
     </w:r>

--- a/tillsyn/A 8205-2026 tillsynsbegäran.docx
+++ b/tillsyn/A 8205-2026 tillsynsbegäran.docx
@@ -619,7 +619,7 @@
     <w:r>
       <w:tab/>
       <w:tab/>
-      <w:t>2026-07-23</w:t>
+      <w:t>2026-07-24</w:t>
       <w:br/>
       <w:br/>
     </w:r>

--- a/tillsyn/A 8205-2026 tillsynsbegäran.docx
+++ b/tillsyn/A 8205-2026 tillsynsbegäran.docx
@@ -619,7 +619,7 @@
     <w:r>
       <w:tab/>
       <w:tab/>
-      <w:t>2026-07-24</w:t>
+      <w:t>2026-07-25</w:t>
       <w:br/>
       <w:br/>
     </w:r>

--- a/tillsyn/A 8205-2026 tillsynsbegäran.docx
+++ b/tillsyn/A 8205-2026 tillsynsbegäran.docx
@@ -619,7 +619,7 @@
     <w:r>
       <w:tab/>
       <w:tab/>
-      <w:t>2026-07-25</w:t>
+      <w:t>2026-07-26</w:t>
       <w:br/>
       <w:br/>
     </w:r>

--- a/tillsyn/A 8205-2026 tillsynsbegäran.docx
+++ b/tillsyn/A 8205-2026 tillsynsbegäran.docx
@@ -619,7 +619,7 @@
     <w:r>
       <w:tab/>
       <w:tab/>
-      <w:t>2026-07-26</w:t>
+      <w:t>2026-07-27</w:t>
       <w:br/>
       <w:br/>
     </w:r>

--- a/tillsyn/A 8205-2026 tillsynsbegäran.docx
+++ b/tillsyn/A 8205-2026 tillsynsbegäran.docx
@@ -619,7 +619,7 @@
     <w:r>
       <w:tab/>
       <w:tab/>
-      <w:t>2026-07-27</w:t>
+      <w:t>2026-07-28</w:t>
       <w:br/>
       <w:br/>
     </w:r>

--- a/tillsyn/A 8205-2026 tillsynsbegäran.docx
+++ b/tillsyn/A 8205-2026 tillsynsbegäran.docx
@@ -619,7 +619,7 @@
     <w:r>
       <w:tab/>
       <w:tab/>
-      <w:t>2026-07-28</w:t>
+      <w:t>2026-07-29</w:t>
       <w:br/>
       <w:br/>
     </w:r>

--- a/tillsyn/A 8205-2026 tillsynsbegäran.docx
+++ b/tillsyn/A 8205-2026 tillsynsbegäran.docx
@@ -619,7 +619,7 @@
     <w:r>
       <w:tab/>
       <w:tab/>
-      <w:t>2026-07-29</w:t>
+      <w:t>2026-07-30</w:t>
       <w:br/>
       <w:br/>
     </w:r>

--- a/tillsyn/A 8205-2026 tillsynsbegäran.docx
+++ b/tillsyn/A 8205-2026 tillsynsbegäran.docx
@@ -619,7 +619,7 @@
     <w:r>
       <w:tab/>
       <w:tab/>
-      <w:t>2026-07-30</w:t>
+      <w:t>2026-07-31</w:t>
       <w:br/>
       <w:br/>
     </w:r>

--- a/tillsyn/A 8205-2026 tillsynsbegäran.docx
+++ b/tillsyn/A 8205-2026 tillsynsbegäran.docx
@@ -619,7 +619,7 @@
     <w:r>
       <w:tab/>
       <w:tab/>
-      <w:t>2026-07-31</w:t>
+      <w:t>2026-08-01</w:t>
       <w:br/>
       <w:br/>
     </w:r>

--- a/tillsyn/A 8205-2026 tillsynsbegäran.docx
+++ b/tillsyn/A 8205-2026 tillsynsbegäran.docx
@@ -619,7 +619,7 @@
     <w:r>
       <w:tab/>
       <w:tab/>
-      <w:t>2026-08-01</w:t>
+      <w:t>2026-08-02</w:t>
       <w:br/>
       <w:br/>
     </w:r>

--- a/tillsyn/A 8205-2026 tillsynsbegäran.docx
+++ b/tillsyn/A 8205-2026 tillsynsbegäran.docx
@@ -619,7 +619,7 @@
     <w:r>
       <w:tab/>
       <w:tab/>
-      <w:t>2026-08-02</w:t>
+      <w:t>2026-08-03</w:t>
       <w:br/>
       <w:br/>
     </w:r>

--- a/tillsyn/A 8205-2026 tillsynsbegäran.docx
+++ b/tillsyn/A 8205-2026 tillsynsbegäran.docx
@@ -619,7 +619,7 @@
     <w:r>
       <w:tab/>
       <w:tab/>
-      <w:t>2026-08-03</w:t>
+      <w:t>2026-08-05</w:t>
       <w:br/>
       <w:br/>
     </w:r>

--- a/tillsyn/A 8205-2026 tillsynsbegäran.docx
+++ b/tillsyn/A 8205-2026 tillsynsbegäran.docx
@@ -619,7 +619,7 @@
     <w:r>
       <w:tab/>
       <w:tab/>
-      <w:t>2026-08-05</w:t>
+      <w:t>2026-08-07</w:t>
       <w:br/>
       <w:br/>
     </w:r>

--- a/tillsyn/A 8205-2026 tillsynsbegäran.docx
+++ b/tillsyn/A 8205-2026 tillsynsbegäran.docx
@@ -619,7 +619,7 @@
     <w:r>
       <w:tab/>
       <w:tab/>
-      <w:t>2026-08-07</w:t>
+      <w:t>2026-08-08</w:t>
       <w:br/>
       <w:br/>
     </w:r>

--- a/tillsyn/A 8205-2026 tillsynsbegäran.docx
+++ b/tillsyn/A 8205-2026 tillsynsbegäran.docx
@@ -60,7 +60,7 @@
         <w:spacing w:after="240"/>
       </w:pPr>
       <w:r>
-        <w:t>Figur 1. Fyndplatser för naturvårdsarter i och inom 2 meter från avverkningsanmälan. Markörer utan svart kant är placerade på fyndplatsen. Markörer med svart kant är placerade vid sidan av fyndplatsen har ett svart streck som visar fyndplatsens exakta position. Kartans mittpunktskoordinat är N 7249181, E 787455 i SWEREF 99 TM.</w:t>
+        <w:t>Figur 1. Fyndplatser för naturvårdsarter i och inom 2 meter från avverkningsanmälan. Markörer utan svart kant är placerade på fyndplatsen. Markörer med svart kant är placerade vid sidan av fyndplatsen och har ett svart streck som visar fyndplatsens exakta position. Kartans mittpunktskoordinat är N 7249181, E 787455 i SWEREF 99 TM.</w:t>
       </w:r>
     </w:p>
     <w:p>
@@ -619,7 +619,7 @@
     <w:r>
       <w:tab/>
       <w:tab/>
-      <w:t>2026-08-14</w:t>
+      <w:t>2026-08-15</w:t>
       <w:br/>
       <w:br/>
     </w:r>

--- a/tillsyn/A 8205-2026 tillsynsbegäran.docx
+++ b/tillsyn/A 8205-2026 tillsynsbegäran.docx
@@ -619,7 +619,7 @@
     <w:r>
       <w:tab/>
       <w:tab/>
-      <w:t>2026-08-15</w:t>
+      <w:t>2026-08-16</w:t>
       <w:br/>
       <w:br/>
     </w:r>

--- a/tillsyn/A 8205-2026 tillsynsbegäran.docx
+++ b/tillsyn/A 8205-2026 tillsynsbegäran.docx
@@ -619,7 +619,7 @@
     <w:r>
       <w:tab/>
       <w:tab/>
-      <w:t>2026-08-16</w:t>
+      <w:t>2026-08-17</w:t>
       <w:br/>
       <w:br/>
     </w:r>

--- a/tillsyn/A 8205-2026 tillsynsbegäran.docx
+++ b/tillsyn/A 8205-2026 tillsynsbegäran.docx
@@ -619,7 +619,7 @@
     <w:r>
       <w:tab/>
       <w:tab/>
-      <w:t>2026-08-17</w:t>
+      <w:t>2026-08-18</w:t>
       <w:br/>
       <w:br/>
     </w:r>

--- a/tillsyn/A 8205-2026 tillsynsbegäran.docx
+++ b/tillsyn/A 8205-2026 tillsynsbegäran.docx
@@ -619,7 +619,7 @@
     <w:r>
       <w:tab/>
       <w:tab/>
-      <w:t>2026-08-18</w:t>
+      <w:t>2026-08-19</w:t>
       <w:br/>
       <w:br/>
     </w:r>

--- a/tillsyn/A 8205-2026 tillsynsbegäran.docx
+++ b/tillsyn/A 8205-2026 tillsynsbegäran.docx
@@ -619,7 +619,7 @@
     <w:r>
       <w:tab/>
       <w:tab/>
-      <w:t>2026-08-19</w:t>
+      <w:t>2026-08-20</w:t>
       <w:br/>
       <w:br/>
     </w:r>

--- a/tillsyn/A 8205-2026 tillsynsbegäran.docx
+++ b/tillsyn/A 8205-2026 tillsynsbegäran.docx
@@ -619,7 +619,7 @@
     <w:r>
       <w:tab/>
       <w:tab/>
-      <w:t>2026-08-20</w:t>
+      <w:t>2026-08-21</w:t>
       <w:br/>
       <w:br/>
     </w:r>

--- a/tillsyn/A 8205-2026 tillsynsbegäran.docx
+++ b/tillsyn/A 8205-2026 tillsynsbegäran.docx
@@ -619,7 +619,7 @@
     <w:r>
       <w:tab/>
       <w:tab/>
-      <w:t>2026-08-21</w:t>
+      <w:t>2026-08-22</w:t>
       <w:br/>
       <w:br/>
     </w:r>

--- a/tillsyn/A 8205-2026 tillsynsbegäran.docx
+++ b/tillsyn/A 8205-2026 tillsynsbegäran.docx
@@ -619,7 +619,7 @@
     <w:r>
       <w:tab/>
       <w:tab/>
-      <w:t>2026-08-22</w:t>
+      <w:t>2026-08-23</w:t>
       <w:br/>
       <w:br/>
     </w:r>

--- a/tillsyn/A 8205-2026 tillsynsbegäran.docx
+++ b/tillsyn/A 8205-2026 tillsynsbegäran.docx
@@ -619,7 +619,7 @@
     <w:r>
       <w:tab/>
       <w:tab/>
-      <w:t>2026-08-23</w:t>
+      <w:t>2026-08-24</w:t>
       <w:br/>
       <w:br/>
     </w:r>

--- a/tillsyn/A 8205-2026 tillsynsbegäran.docx
+++ b/tillsyn/A 8205-2026 tillsynsbegäran.docx
@@ -619,7 +619,7 @@
     <w:r>
       <w:tab/>
       <w:tab/>
-      <w:t>2026-08-24</w:t>
+      <w:t>2026-08-25</w:t>
       <w:br/>
       <w:br/>
     </w:r>

--- a/tillsyn/A 8205-2026 tillsynsbegäran.docx
+++ b/tillsyn/A 8205-2026 tillsynsbegäran.docx
@@ -619,7 +619,7 @@
     <w:r>
       <w:tab/>
       <w:tab/>
-      <w:t>2026-08-25</w:t>
+      <w:t>2026-08-26</w:t>
       <w:br/>
       <w:br/>
     </w:r>

--- a/tillsyn/A 8205-2026 tillsynsbegäran.docx
+++ b/tillsyn/A 8205-2026 tillsynsbegäran.docx
@@ -619,7 +619,7 @@
     <w:r>
       <w:tab/>
       <w:tab/>
-      <w:t>2026-08-26</w:t>
+      <w:t>2026-08-27</w:t>
       <w:br/>
       <w:br/>
     </w:r>

--- a/tillsyn/A 8205-2026 tillsynsbegäran.docx
+++ b/tillsyn/A 8205-2026 tillsynsbegäran.docx
@@ -619,7 +619,7 @@
     <w:r>
       <w:tab/>
       <w:tab/>
-      <w:t>2026-08-27</w:t>
+      <w:t>2026-08-28</w:t>
       <w:br/>
       <w:br/>
     </w:r>

--- a/tillsyn/A 8205-2026 tillsynsbegäran.docx
+++ b/tillsyn/A 8205-2026 tillsynsbegäran.docx
@@ -619,7 +619,7 @@
     <w:r>
       <w:tab/>
       <w:tab/>
-      <w:t>2026-08-28</w:t>
+      <w:t>2026-08-29</w:t>
       <w:br/>
       <w:br/>
     </w:r>

--- a/tillsyn/A 8205-2026 tillsynsbegäran.docx
+++ b/tillsyn/A 8205-2026 tillsynsbegäran.docx
@@ -619,7 +619,7 @@
     <w:r>
       <w:tab/>
       <w:tab/>
-      <w:t>2026-08-29</w:t>
+      <w:t>2026-08-31</w:t>
       <w:br/>
       <w:br/>
     </w:r>

--- a/tillsyn/A 8205-2026 tillsynsbegäran.docx
+++ b/tillsyn/A 8205-2026 tillsynsbegäran.docx
@@ -619,7 +619,7 @@
     <w:r>
       <w:tab/>
       <w:tab/>
-      <w:t>2026-08-31</w:t>
+      <w:t>2026-09-01</w:t>
       <w:br/>
       <w:br/>
     </w:r>

--- a/tillsyn/A 8205-2026 tillsynsbegäran.docx
+++ b/tillsyn/A 8205-2026 tillsynsbegäran.docx
@@ -619,7 +619,7 @@
     <w:r>
       <w:tab/>
       <w:tab/>
-      <w:t>2026-09-01</w:t>
+      <w:t>2026-09-02</w:t>
       <w:br/>
       <w:br/>
     </w:r>

--- a/tillsyn/A 8205-2026 tillsynsbegäran.docx
+++ b/tillsyn/A 8205-2026 tillsynsbegäran.docx
@@ -619,7 +619,7 @@
     <w:r>
       <w:tab/>
       <w:tab/>
-      <w:t>2026-09-02</w:t>
+      <w:t>2026-09-03</w:t>
       <w:br/>
       <w:br/>
     </w:r>

--- a/tillsyn/A 8205-2026 tillsynsbegäran.docx
+++ b/tillsyn/A 8205-2026 tillsynsbegäran.docx
@@ -619,7 +619,7 @@
     <w:r>
       <w:tab/>
       <w:tab/>
-      <w:t>2026-09-03</w:t>
+      <w:t>2026-09-04</w:t>
       <w:br/>
       <w:br/>
     </w:r>

--- a/tillsyn/A 8205-2026 tillsynsbegäran.docx
+++ b/tillsyn/A 8205-2026 tillsynsbegäran.docx
@@ -619,7 +619,7 @@
     <w:r>
       <w:tab/>
       <w:tab/>
-      <w:t>2026-09-04</w:t>
+      <w:t>2026-09-05</w:t>
       <w:br/>
       <w:br/>
     </w:r>

--- a/tillsyn/A 8205-2026 tillsynsbegäran.docx
+++ b/tillsyn/A 8205-2026 tillsynsbegäran.docx
@@ -619,7 +619,7 @@
     <w:r>
       <w:tab/>
       <w:tab/>
-      <w:t>2026-09-05</w:t>
+      <w:t>2026-09-06</w:t>
       <w:br/>
       <w:br/>
     </w:r>

--- a/tillsyn/A 8205-2026 tillsynsbegäran.docx
+++ b/tillsyn/A 8205-2026 tillsynsbegäran.docx
@@ -619,7 +619,7 @@
     <w:r>
       <w:tab/>
       <w:tab/>
-      <w:t>2026-09-06</w:t>
+      <w:t>2026-09-07</w:t>
       <w:br/>
       <w:br/>
     </w:r>

--- a/tillsyn/A 8205-2026 tillsynsbegäran.docx
+++ b/tillsyn/A 8205-2026 tillsynsbegäran.docx
@@ -619,7 +619,7 @@
     <w:r>
       <w:tab/>
       <w:tab/>
-      <w:t>2026-09-07</w:t>
+      <w:t>2026-09-08</w:t>
       <w:br/>
       <w:br/>
     </w:r>

--- a/tillsyn/A 8205-2026 tillsynsbegäran.docx
+++ b/tillsyn/A 8205-2026 tillsynsbegäran.docx
@@ -619,7 +619,7 @@
     <w:r>
       <w:tab/>
       <w:tab/>
-      <w:t>2026-09-08</w:t>
+      <w:t>2026-09-09</w:t>
       <w:br/>
       <w:br/>
     </w:r>

--- a/tillsyn/A 8205-2026 tillsynsbegäran.docx
+++ b/tillsyn/A 8205-2026 tillsynsbegäran.docx
@@ -619,7 +619,7 @@
     <w:r>
       <w:tab/>
       <w:tab/>
-      <w:t>2026-09-09</w:t>
+      <w:t>2026-09-10</w:t>
       <w:br/>
       <w:br/>
     </w:r>

--- a/tillsyn/A 8205-2026 tillsynsbegäran.docx
+++ b/tillsyn/A 8205-2026 tillsynsbegäran.docx
@@ -619,7 +619,7 @@
     <w:r>
       <w:tab/>
       <w:tab/>
-      <w:t>2026-09-10</w:t>
+      <w:t>2026-09-11</w:t>
       <w:br/>
       <w:br/>
     </w:r>

--- a/tillsyn/A 8205-2026 tillsynsbegäran.docx
+++ b/tillsyn/A 8205-2026 tillsynsbegäran.docx
@@ -619,7 +619,7 @@
     <w:r>
       <w:tab/>
       <w:tab/>
-      <w:t>2026-09-11</w:t>
+      <w:t>2026-09-12</w:t>
       <w:br/>
       <w:br/>
     </w:r>

--- a/tillsyn/A 8205-2026 tillsynsbegäran.docx
+++ b/tillsyn/A 8205-2026 tillsynsbegäran.docx
@@ -619,7 +619,7 @@
     <w:r>
       <w:tab/>
       <w:tab/>
-      <w:t>2026-09-12</w:t>
+      <w:t>2026-09-13</w:t>
       <w:br/>
       <w:br/>
     </w:r>
